--- a/yang-diujikan/bahasa indonesia - pembahasan.docx
+++ b/yang-diujikan/bahasa indonesia - pembahasan.docx
@@ -1,6 +1,6 @@
 
 <file path=word/document.xml><?xml version="1.0" encoding="utf-8"?>
-<w:document xmlns:wpc="http://schemas.microsoft.com/office/word/2010/wordprocessingCanvas" xmlns:cx="http://schemas.microsoft.com/office/drawing/2014/chartex" xmlns:cx1="http://schemas.microsoft.com/office/drawing/2015/9/8/chartex" xmlns:mc="http://schemas.openxmlformats.org/markup-compatibility/2006" xmlns:o="urn:schemas-microsoft-com:office:office" xmlns:r="http://schemas.openxmlformats.org/officeDocument/2006/relationships" xmlns:m="http://schemas.openxmlformats.org/officeDocument/2006/math" xmlns:v="urn:schemas-microsoft-com:vml" xmlns:wp14="http://schemas.microsoft.com/office/word/2010/wordprocessingDrawing" xmlns:wp="http://schemas.openxmlformats.org/drawingml/2006/wordprocessingDrawing" xmlns:w10="urn:schemas-microsoft-com:office:word" xmlns:w="http://schemas.openxmlformats.org/wordprocessingml/2006/main" xmlns:w14="http://schemas.microsoft.com/office/word/2010/wordml" xmlns:w15="http://schemas.microsoft.com/office/word/2012/wordml" xmlns:w16se="http://schemas.microsoft.com/office/word/2015/wordml/symex" xmlns:wpg="http://schemas.microsoft.com/office/word/2010/wordprocessingGroup" xmlns:wpi="http://schemas.microsoft.com/office/word/2010/wordprocessingInk" xmlns:wne="http://schemas.microsoft.com/office/word/2006/wordml" xmlns:wps="http://schemas.microsoft.com/office/word/2010/wordprocessingShape" mc:Ignorable="w14 w15 w16se wp14">
+<w:document xmlns:wpc="http://schemas.microsoft.com/office/word/2010/wordprocessingCanvas" xmlns:cx="http://schemas.microsoft.com/office/drawing/2014/chartex" xmlns:cx1="http://schemas.microsoft.com/office/drawing/2015/9/8/chartex" xmlns:cx2="http://schemas.microsoft.com/office/drawing/2015/10/21/chartex" xmlns:cx3="http://schemas.microsoft.com/office/drawing/2016/5/9/chartex" xmlns:cx4="http://schemas.microsoft.com/office/drawing/2016/5/10/chartex" xmlns:cx5="http://schemas.microsoft.com/office/drawing/2016/5/11/chartex" xmlns:cx6="http://schemas.microsoft.com/office/drawing/2016/5/12/chartex" xmlns:cx7="http://schemas.microsoft.com/office/drawing/2016/5/13/chartex" xmlns:cx8="http://schemas.microsoft.com/office/drawing/2016/5/14/chartex" xmlns:mc="http://schemas.openxmlformats.org/markup-compatibility/2006" xmlns:aink="http://schemas.microsoft.com/office/drawing/2016/ink" xmlns:am3d="http://schemas.microsoft.com/office/drawing/2017/model3d" xmlns:o="urn:schemas-microsoft-com:office:office" xmlns:r="http://schemas.openxmlformats.org/officeDocument/2006/relationships" xmlns:m="http://schemas.openxmlformats.org/officeDocument/2006/math" xmlns:v="urn:schemas-microsoft-com:vml" xmlns:wp14="http://schemas.microsoft.com/office/word/2010/wordprocessingDrawing" xmlns:wp="http://schemas.openxmlformats.org/drawingml/2006/wordprocessingDrawing" xmlns:w10="urn:schemas-microsoft-com:office:word" xmlns:w="http://schemas.openxmlformats.org/wordprocessingml/2006/main" xmlns:w14="http://schemas.microsoft.com/office/word/2010/wordml" xmlns:w15="http://schemas.microsoft.com/office/word/2012/wordml" xmlns:w16cex="http://schemas.microsoft.com/office/word/2018/wordml/cex" xmlns:w16cid="http://schemas.microsoft.com/office/word/2016/wordml/cid" xmlns:w16="http://schemas.microsoft.com/office/word/2018/wordml" xmlns:w16se="http://schemas.microsoft.com/office/word/2015/wordml/symex" xmlns:wpg="http://schemas.microsoft.com/office/word/2010/wordprocessingGroup" xmlns:wpi="http://schemas.microsoft.com/office/word/2010/wordprocessingInk" xmlns:wne="http://schemas.microsoft.com/office/word/2006/wordml" xmlns:wps="http://schemas.microsoft.com/office/word/2010/wordprocessingShape" mc:Ignorable="w14 w15 w16se w16cid w16 w16cex wp14">
   <w:body>
     <w:p>
       <w:pPr>
@@ -28,7 +28,7 @@
           <w:lang w:val="en-US" w:eastAsia="en-US"/>
         </w:rPr>
         <w:drawing>
-          <wp:inline distT="0" distB="0" distL="0" distR="0">
+          <wp:inline distT="0" distB="0" distL="0" distR="0" wp14:anchorId="2A6E3DED" wp14:editId="624A73AE">
             <wp:extent cx="520700" cy="478155"/>
             <wp:effectExtent l="0" t="0" r="0" b="0"/>
             <wp:docPr id="2" name="Picture 2" descr="Description: Description: Description: Description: Description: Description: Description: Description: Description: Description: D:\DATA\Indramayu\DATA OM Yuyun\Penerbit\Buku Jadi\SM UN SMP2009\02c-Tryout-Ing Folder\Links\tut wuri handayani.tif"/>
@@ -1935,6 +1935,7 @@
           <w:rFonts w:asciiTheme="majorBidi" w:hAnsiTheme="majorBidi"/>
           <w:sz w:val="24"/>
           <w:szCs w:val="24"/>
+          <w:highlight w:val="yellow"/>
           <w:lang w:val="id-ID"/>
         </w:rPr>
       </w:pPr>
@@ -1943,6 +1944,7 @@
           <w:rFonts w:asciiTheme="majorBidi" w:hAnsiTheme="majorBidi"/>
           <w:sz w:val="24"/>
           <w:szCs w:val="24"/>
+          <w:highlight w:val="yellow"/>
           <w:lang w:val="id-ID"/>
         </w:rPr>
         <w:t>o</w:t>
@@ -1953,6 +1955,7 @@
           <w:spacing w:val="-1"/>
           <w:sz w:val="24"/>
           <w:szCs w:val="24"/>
+          <w:highlight w:val="yellow"/>
           <w:lang w:val="id-ID"/>
         </w:rPr>
         <w:t>ra</w:t>
@@ -1963,6 +1966,7 @@
           <w:spacing w:val="2"/>
           <w:sz w:val="24"/>
           <w:szCs w:val="24"/>
+          <w:highlight w:val="yellow"/>
           <w:lang w:val="id-ID"/>
         </w:rPr>
         <w:t>n</w:t>
@@ -1972,6 +1976,7 @@
           <w:rFonts w:asciiTheme="majorBidi" w:hAnsiTheme="majorBidi"/>
           <w:sz w:val="24"/>
           <w:szCs w:val="24"/>
+          <w:highlight w:val="yellow"/>
           <w:lang w:val="id-ID"/>
         </w:rPr>
         <w:t>g</w:t>
@@ -1982,6 +1987,7 @@
           <w:spacing w:val="2"/>
           <w:sz w:val="24"/>
           <w:szCs w:val="24"/>
+          <w:highlight w:val="yellow"/>
           <w:lang w:val="id-ID"/>
         </w:rPr>
         <w:t xml:space="preserve"> </w:t>
@@ -1992,6 +1998,7 @@
           <w:spacing w:val="-5"/>
           <w:sz w:val="24"/>
           <w:szCs w:val="24"/>
+          <w:highlight w:val="yellow"/>
           <w:lang w:val="id-ID"/>
         </w:rPr>
         <w:t>y</w:t>
@@ -2002,6 +2009,7 @@
           <w:spacing w:val="-1"/>
           <w:sz w:val="24"/>
           <w:szCs w:val="24"/>
+          <w:highlight w:val="yellow"/>
           <w:lang w:val="id-ID"/>
         </w:rPr>
         <w:t>a</w:t>
@@ -2012,6 +2020,7 @@
           <w:spacing w:val="2"/>
           <w:sz w:val="24"/>
           <w:szCs w:val="24"/>
+          <w:highlight w:val="yellow"/>
           <w:lang w:val="id-ID"/>
         </w:rPr>
         <w:t>n</w:t>
@@ -2021,6 +2030,7 @@
           <w:rFonts w:asciiTheme="majorBidi" w:hAnsiTheme="majorBidi"/>
           <w:sz w:val="24"/>
           <w:szCs w:val="24"/>
+          <w:highlight w:val="yellow"/>
           <w:lang w:val="id-ID"/>
         </w:rPr>
         <w:t>g</w:t>
@@ -2031,6 +2041,7 @@
           <w:spacing w:val="-2"/>
           <w:sz w:val="24"/>
           <w:szCs w:val="24"/>
+          <w:highlight w:val="yellow"/>
           <w:lang w:val="id-ID"/>
         </w:rPr>
         <w:t xml:space="preserve"> </w:t>
@@ -2041,6 +2052,7 @@
           <w:spacing w:val="-1"/>
           <w:sz w:val="24"/>
           <w:szCs w:val="24"/>
+          <w:highlight w:val="yellow"/>
           <w:lang w:val="id-ID"/>
         </w:rPr>
         <w:t>a</w:t>
@@ -2050,6 +2062,7 @@
           <w:rFonts w:asciiTheme="majorBidi" w:hAnsiTheme="majorBidi"/>
           <w:sz w:val="24"/>
           <w:szCs w:val="24"/>
+          <w:highlight w:val="yellow"/>
           <w:lang w:val="id-ID"/>
         </w:rPr>
         <w:t>hli</w:t>
@@ -2060,6 +2073,7 @@
           <w:spacing w:val="1"/>
           <w:sz w:val="24"/>
           <w:szCs w:val="24"/>
+          <w:highlight w:val="yellow"/>
           <w:lang w:val="id-ID"/>
         </w:rPr>
         <w:t xml:space="preserve"> </w:t>
@@ -2069,6 +2083,7 @@
           <w:rFonts w:asciiTheme="majorBidi" w:hAnsiTheme="majorBidi"/>
           <w:sz w:val="24"/>
           <w:szCs w:val="24"/>
+          <w:highlight w:val="yellow"/>
           <w:lang w:val="id-ID"/>
         </w:rPr>
         <w:t>d</w:t>
@@ -2079,6 +2094,7 @@
           <w:spacing w:val="-1"/>
           <w:sz w:val="24"/>
           <w:szCs w:val="24"/>
+          <w:highlight w:val="yellow"/>
           <w:lang w:val="id-ID"/>
         </w:rPr>
         <w:t>a</w:t>
@@ -2088,6 +2104,7 @@
           <w:rFonts w:asciiTheme="majorBidi" w:hAnsiTheme="majorBidi"/>
           <w:sz w:val="24"/>
           <w:szCs w:val="24"/>
+          <w:highlight w:val="yellow"/>
           <w:lang w:val="id-ID"/>
         </w:rPr>
         <w:t xml:space="preserve">n </w:t>
@@ -2098,6 +2115,7 @@
           <w:spacing w:val="2"/>
           <w:sz w:val="24"/>
           <w:szCs w:val="24"/>
+          <w:highlight w:val="yellow"/>
           <w:lang w:val="id-ID"/>
         </w:rPr>
         <w:t>b</w:t>
@@ -2108,6 +2126,7 @@
           <w:spacing w:val="-1"/>
           <w:sz w:val="24"/>
           <w:szCs w:val="24"/>
+          <w:highlight w:val="yellow"/>
           <w:lang w:val="id-ID"/>
         </w:rPr>
         <w:t>e</w:t>
@@ -2117,6 +2136,7 @@
           <w:rFonts w:asciiTheme="majorBidi" w:hAnsiTheme="majorBidi"/>
           <w:sz w:val="24"/>
           <w:szCs w:val="24"/>
+          <w:highlight w:val="yellow"/>
           <w:lang w:val="id-ID"/>
         </w:rPr>
         <w:t>r</w:t>
@@ -2127,6 +2147,7 @@
           <w:spacing w:val="1"/>
           <w:sz w:val="24"/>
           <w:szCs w:val="24"/>
+          <w:highlight w:val="yellow"/>
           <w:lang w:val="id-ID"/>
         </w:rPr>
         <w:t>p</w:t>
@@ -2136,6 +2157,7 @@
           <w:rFonts w:asciiTheme="majorBidi" w:hAnsiTheme="majorBidi"/>
           <w:sz w:val="24"/>
           <w:szCs w:val="24"/>
+          <w:highlight w:val="yellow"/>
           <w:lang w:val="id-ID"/>
         </w:rPr>
         <w:t>r</w:t>
@@ -2146,6 +2168,7 @@
           <w:spacing w:val="-2"/>
           <w:sz w:val="24"/>
           <w:szCs w:val="24"/>
+          <w:highlight w:val="yellow"/>
           <w:lang w:val="id-ID"/>
         </w:rPr>
         <w:t>e</w:t>
@@ -2155,6 +2178,7 @@
           <w:rFonts w:asciiTheme="majorBidi" w:hAnsiTheme="majorBidi"/>
           <w:sz w:val="24"/>
           <w:szCs w:val="24"/>
+          <w:highlight w:val="yellow"/>
           <w:lang w:val="id-ID"/>
         </w:rPr>
         <w:t>stasi di</w:t>
@@ -2165,6 +2189,7 @@
           <w:spacing w:val="1"/>
           <w:sz w:val="24"/>
           <w:szCs w:val="24"/>
+          <w:highlight w:val="yellow"/>
           <w:lang w:val="id-ID"/>
         </w:rPr>
         <w:t xml:space="preserve"> </w:t>
@@ -2174,6 +2199,7 @@
           <w:rFonts w:asciiTheme="majorBidi" w:hAnsiTheme="majorBidi"/>
           <w:sz w:val="24"/>
           <w:szCs w:val="24"/>
+          <w:highlight w:val="yellow"/>
           <w:lang w:val="id-ID"/>
         </w:rPr>
         <w:t>bidang</w:t>
@@ -2184,6 +2210,7 @@
           <w:spacing w:val="-3"/>
           <w:sz w:val="24"/>
           <w:szCs w:val="24"/>
+          <w:highlight w:val="yellow"/>
           <w:lang w:val="id-ID"/>
         </w:rPr>
         <w:t xml:space="preserve"> </w:t>
@@ -2194,6 +2221,7 @@
           <w:spacing w:val="3"/>
           <w:sz w:val="24"/>
           <w:szCs w:val="24"/>
+          <w:highlight w:val="yellow"/>
           <w:lang w:val="id-ID"/>
         </w:rPr>
         <w:t>t</w:t>
@@ -2204,6 +2232,7 @@
           <w:spacing w:val="-1"/>
           <w:sz w:val="24"/>
           <w:szCs w:val="24"/>
+          <w:highlight w:val="yellow"/>
           <w:lang w:val="id-ID"/>
         </w:rPr>
         <w:t>e</w:t>
@@ -2213,6 +2242,7 @@
           <w:rFonts w:asciiTheme="majorBidi" w:hAnsiTheme="majorBidi"/>
           <w:sz w:val="24"/>
           <w:szCs w:val="24"/>
+          <w:highlight w:val="yellow"/>
           <w:lang w:val="id-ID"/>
         </w:rPr>
         <w:t>rt</w:t>
@@ -2223,6 +2253,7 @@
           <w:spacing w:val="-1"/>
           <w:sz w:val="24"/>
           <w:szCs w:val="24"/>
+          <w:highlight w:val="yellow"/>
           <w:lang w:val="id-ID"/>
         </w:rPr>
         <w:t>e</w:t>
@@ -2232,6 +2263,7 @@
           <w:rFonts w:asciiTheme="majorBidi" w:hAnsiTheme="majorBidi"/>
           <w:sz w:val="24"/>
           <w:szCs w:val="24"/>
+          <w:highlight w:val="yellow"/>
           <w:lang w:val="id-ID"/>
         </w:rPr>
         <w:t>ntu</w:t>
@@ -3202,6 +3234,7 @@
           <w:rFonts w:asciiTheme="majorBidi" w:hAnsiTheme="majorBidi"/>
           <w:sz w:val="24"/>
           <w:szCs w:val="24"/>
+          <w:highlight w:val="yellow"/>
           <w:lang w:val="id-ID"/>
         </w:rPr>
         <w:t>manfaat jeruk</w:t>
@@ -3212,6 +3245,7 @@
           <w:spacing w:val="-1"/>
           <w:sz w:val="24"/>
           <w:szCs w:val="24"/>
+          <w:highlight w:val="yellow"/>
           <w:lang w:val="id-ID"/>
         </w:rPr>
         <w:t xml:space="preserve"> </w:t>
@@ -3221,9 +3255,19 @@
           <w:rFonts w:asciiTheme="majorBidi" w:hAnsiTheme="majorBidi"/>
           <w:sz w:val="24"/>
           <w:szCs w:val="24"/>
+          <w:highlight w:val="yellow"/>
           <w:lang w:val="id-ID"/>
         </w:rPr>
-        <w:t xml:space="preserve">nipis </w:t>
+        <w:t>nipis</w:t>
+      </w:r>
+      <w:r>
+        <w:rPr>
+          <w:rFonts w:asciiTheme="majorBidi" w:hAnsiTheme="majorBidi"/>
+          <w:sz w:val="24"/>
+          <w:szCs w:val="24"/>
+          <w:lang w:val="id-ID"/>
+        </w:rPr>
+        <w:t xml:space="preserve"> </w:t>
       </w:r>
       <w:r>
         <w:rPr>
@@ -3577,6 +3621,7 @@
           <w:rFonts w:asciiTheme="majorBidi" w:hAnsiTheme="majorBidi"/>
           <w:sz w:val="24"/>
           <w:szCs w:val="24"/>
+          <w:highlight w:val="yellow"/>
           <w:lang w:val="id-ID"/>
         </w:rPr>
       </w:pPr>
@@ -3585,6 +3630,7 @@
           <w:rFonts w:asciiTheme="majorBidi" w:hAnsiTheme="majorBidi"/>
           <w:sz w:val="24"/>
           <w:szCs w:val="24"/>
+          <w:highlight w:val="yellow"/>
           <w:lang w:val="id-ID"/>
         </w:rPr>
         <w:t>Jeruk nipis memiliki khasiat untuk menjaga</w:t>
@@ -3595,6 +3641,7 @@
           <w:spacing w:val="-2"/>
           <w:sz w:val="24"/>
           <w:szCs w:val="24"/>
+          <w:highlight w:val="yellow"/>
           <w:lang w:val="id-ID"/>
         </w:rPr>
         <w:t xml:space="preserve"> </w:t>
@@ -3604,6 +3651,7 @@
           <w:rFonts w:asciiTheme="majorBidi" w:hAnsiTheme="majorBidi"/>
           <w:sz w:val="24"/>
           <w:szCs w:val="24"/>
+          <w:highlight w:val="yellow"/>
           <w:lang w:val="id-ID"/>
         </w:rPr>
         <w:t>kesehatan</w:t>
@@ -3832,6 +3880,7 @@
           <w:rFonts w:asciiTheme="majorBidi" w:hAnsiTheme="majorBidi" w:cs="Times New Roman"/>
           <w:sz w:val="24"/>
           <w:szCs w:val="24"/>
+          <w:highlight w:val="yellow"/>
         </w:rPr>
         <w:t>A.</w:t>
       </w:r>
@@ -3840,6 +3889,7 @@
           <w:rFonts w:asciiTheme="majorBidi" w:hAnsiTheme="majorBidi" w:cs="Times New Roman"/>
           <w:sz w:val="24"/>
           <w:szCs w:val="24"/>
+          <w:highlight w:val="yellow"/>
         </w:rPr>
         <w:tab/>
       </w:r>
@@ -3849,6 +3899,7 @@
           <w:spacing w:val="-3"/>
           <w:sz w:val="24"/>
           <w:szCs w:val="24"/>
+          <w:highlight w:val="yellow"/>
         </w:rPr>
         <w:t>Kesunyian dan kesedihan digambarkan Basuki Abdullah</w:t>
       </w:r>
@@ -3858,6 +3909,7 @@
           <w:spacing w:val="-3"/>
           <w:sz w:val="24"/>
           <w:szCs w:val="24"/>
+          <w:highlight w:val="yellow"/>
           <w:shd w:val="clear" w:color="auto" w:fill="FAFAFA"/>
         </w:rPr>
         <w:t xml:space="preserve"> dalam </w:t>
@@ -3868,6 +3920,7 @@
           <w:spacing w:val="-3"/>
           <w:sz w:val="24"/>
           <w:szCs w:val="24"/>
+          <w:highlight w:val="yellow"/>
         </w:rPr>
         <w:t xml:space="preserve">lukisan berjudul </w:t>
       </w:r>
@@ -3878,6 +3931,7 @@
           <w:spacing w:val="-3"/>
           <w:sz w:val="24"/>
           <w:szCs w:val="24"/>
+          <w:highlight w:val="yellow"/>
         </w:rPr>
         <w:t>Kakak dan Adik</w:t>
       </w:r>
@@ -3886,6 +3940,7 @@
           <w:rFonts w:asciiTheme="majorBidi" w:hAnsiTheme="majorBidi" w:cs="Times New Roman"/>
           <w:sz w:val="24"/>
           <w:szCs w:val="24"/>
+          <w:highlight w:val="yellow"/>
         </w:rPr>
         <w:t>.</w:t>
       </w:r>
@@ -4347,6 +4402,7 @@
           <w:rFonts w:asciiTheme="majorBidi" w:hAnsiTheme="majorBidi" w:cs="Times New Roman"/>
           <w:sz w:val="24"/>
           <w:szCs w:val="24"/>
+          <w:highlight w:val="yellow"/>
           <w:shd w:val="clear" w:color="auto" w:fill="FFFFFF"/>
         </w:rPr>
         <w:t>B.</w:t>
@@ -4356,6 +4412,7 @@
           <w:rFonts w:asciiTheme="majorBidi" w:hAnsiTheme="majorBidi" w:cs="Times New Roman"/>
           <w:sz w:val="24"/>
           <w:szCs w:val="24"/>
+          <w:highlight w:val="yellow"/>
           <w:shd w:val="clear" w:color="auto" w:fill="FFFFFF"/>
         </w:rPr>
         <w:tab/>
@@ -4365,9 +4422,19 @@
           <w:rFonts w:asciiTheme="majorBidi" w:hAnsiTheme="majorBidi" w:cs="Times New Roman"/>
           <w:sz w:val="24"/>
           <w:szCs w:val="24"/>
+          <w:highlight w:val="yellow"/>
           <w:shd w:val="clear" w:color="auto" w:fill="FFFFFF"/>
         </w:rPr>
-        <w:t xml:space="preserve">suatu pekerjaan harus dilaksanakan secara sungguh-sungguh </w:t>
+        <w:t>suatu pekerjaan harus dilaksanakan secara sungguh-sungguh</w:t>
+      </w:r>
+      <w:r>
+        <w:rPr>
+          <w:rFonts w:asciiTheme="majorBidi" w:hAnsiTheme="majorBidi" w:cs="Times New Roman"/>
+          <w:sz w:val="24"/>
+          <w:szCs w:val="24"/>
+          <w:shd w:val="clear" w:color="auto" w:fill="FFFFFF"/>
+        </w:rPr>
+        <w:t xml:space="preserve"> </w:t>
       </w:r>
     </w:p>
     <w:p>
@@ -4863,6 +4930,7 @@
           <w:rFonts w:asciiTheme="majorBidi" w:hAnsiTheme="majorBidi" w:cs="Times New Roman"/>
           <w:sz w:val="24"/>
           <w:szCs w:val="24"/>
+          <w:highlight w:val="yellow"/>
         </w:rPr>
         <w:t>C.</w:t>
       </w:r>
@@ -4871,6 +4939,7 @@
           <w:rFonts w:asciiTheme="majorBidi" w:hAnsiTheme="majorBidi" w:cs="Times New Roman"/>
           <w:sz w:val="24"/>
           <w:szCs w:val="24"/>
+          <w:highlight w:val="yellow"/>
         </w:rPr>
         <w:tab/>
         <w:t>Monyet tidak memenuhi janji membagi pisang sehingga Kura-kura merasa sedih dan marah.</w:t>
@@ -5079,6 +5148,7 @@
           <w:rFonts w:asciiTheme="majorBidi" w:hAnsiTheme="majorBidi" w:cs="Times New Roman"/>
           <w:sz w:val="24"/>
           <w:szCs w:val="24"/>
+          <w:highlight w:val="yellow"/>
         </w:rPr>
         <w:t>B. marah</w:t>
       </w:r>
@@ -5217,6 +5287,7 @@
           <w:rFonts w:asciiTheme="majorBidi" w:hAnsiTheme="majorBidi" w:cs="Times New Roman"/>
           <w:sz w:val="24"/>
           <w:szCs w:val="24"/>
+          <w:highlight w:val="yellow"/>
         </w:rPr>
         <w:t>A. Monyet mengingkari janji.</w:t>
       </w:r>
@@ -5627,6 +5698,7 @@
           <w:bCs/>
           <w:sz w:val="24"/>
           <w:szCs w:val="24"/>
+          <w:highlight w:val="yellow"/>
           <w:lang w:val="id-ID"/>
         </w:rPr>
         <w:t>B.</w:t>
@@ -5637,10 +5709,21 @@
           <w:bCs/>
           <w:sz w:val="24"/>
           <w:szCs w:val="24"/>
+          <w:highlight w:val="yellow"/>
           <w:lang w:val="id-ID"/>
         </w:rPr>
         <w:tab/>
-        <w:t xml:space="preserve">(2), (5), (4), (3), (1) </w:t>
+        <w:t>(2), (5), (4), (3), (1)</w:t>
+      </w:r>
+      <w:r>
+        <w:rPr>
+          <w:rFonts w:asciiTheme="majorBidi" w:hAnsiTheme="majorBidi"/>
+          <w:bCs/>
+          <w:sz w:val="24"/>
+          <w:szCs w:val="24"/>
+          <w:lang w:val="id-ID"/>
+        </w:rPr>
+        <w:t xml:space="preserve"> </w:t>
       </w:r>
       <w:r>
         <w:rPr>
@@ -6045,6 +6128,7 @@
           <w:bCs/>
           <w:sz w:val="24"/>
           <w:szCs w:val="24"/>
+          <w:highlight w:val="yellow"/>
         </w:rPr>
         <w:t>D. (4)</w:t>
       </w:r>
@@ -6645,6 +6729,15 @@
           <w:shd w:val="clear" w:color="auto" w:fill="FFFFFF"/>
         </w:rPr>
         <w:tab/>
+      </w:r>
+      <w:r>
+        <w:rPr>
+          <w:rFonts w:asciiTheme="majorBidi" w:hAnsiTheme="majorBidi" w:cs="Times New Roman"/>
+          <w:sz w:val="24"/>
+          <w:szCs w:val="24"/>
+          <w:highlight w:val="yellow"/>
+          <w:shd w:val="clear" w:color="auto" w:fill="FFFFFF"/>
+        </w:rPr>
         <w:t xml:space="preserve">C. </w:t>
       </w:r>
       <w:r>
@@ -6652,6 +6745,7 @@
           <w:rFonts w:asciiTheme="majorBidi" w:hAnsiTheme="majorBidi" w:cs="Times New Roman"/>
           <w:sz w:val="24"/>
           <w:szCs w:val="24"/>
+          <w:highlight w:val="yellow"/>
           <w:shd w:val="clear" w:color="auto" w:fill="FFFFFF"/>
         </w:rPr>
         <w:t xml:space="preserve">Iya </w:t>
@@ -6662,6 +6756,7 @@
           <w:i/>
           <w:sz w:val="24"/>
           <w:szCs w:val="24"/>
+          <w:highlight w:val="yellow"/>
           <w:shd w:val="clear" w:color="auto" w:fill="FFFFFF"/>
         </w:rPr>
         <w:t>deh</w:t>
@@ -6671,9 +6766,19 @@
           <w:rFonts w:asciiTheme="majorBidi" w:hAnsiTheme="majorBidi" w:cs="Times New Roman"/>
           <w:sz w:val="24"/>
           <w:szCs w:val="24"/>
+          <w:highlight w:val="yellow"/>
           <w:shd w:val="clear" w:color="auto" w:fill="FFFFFF"/>
         </w:rPr>
-        <w:t xml:space="preserve">, Maya turuti nasihat Ibu. </w:t>
+        <w:t>, Maya turuti nasihat Ibu.</w:t>
+      </w:r>
+      <w:r>
+        <w:rPr>
+          <w:rFonts w:asciiTheme="majorBidi" w:hAnsiTheme="majorBidi" w:cs="Times New Roman"/>
+          <w:sz w:val="24"/>
+          <w:szCs w:val="24"/>
+          <w:shd w:val="clear" w:color="auto" w:fill="FFFFFF"/>
+        </w:rPr>
+        <w:t xml:space="preserve"> </w:t>
       </w:r>
     </w:p>
     <w:p>
@@ -7325,6 +7430,7 @@
           <w:rFonts w:asciiTheme="majorBidi" w:hAnsiTheme="majorBidi" w:cs="Times New Roman"/>
           <w:sz w:val="24"/>
           <w:szCs w:val="24"/>
+          <w:highlight w:val="yellow"/>
         </w:rPr>
         <w:t>A.</w:t>
       </w:r>
@@ -7333,6 +7439,7 @@
           <w:rFonts w:asciiTheme="majorBidi" w:hAnsiTheme="majorBidi" w:cs="Times New Roman"/>
           <w:sz w:val="24"/>
           <w:szCs w:val="24"/>
+          <w:highlight w:val="yellow"/>
         </w:rPr>
         <w:tab/>
         <w:t>Di Ruang 09 ulangan sedang berlangsung. Beberapa siswa tampak gelisah karena soal-soal yang dihadapinya sangat sulit. Sementara itu, Pak Rohsidin tengah sibuk mencatat administrasi ulangan.</w:t>
@@ -7701,6 +7808,7 @@
           <w:rFonts w:ascii="Times New Roman" w:hAnsi="Times New Roman" w:cs="Times New Roman"/>
           <w:sz w:val="24"/>
           <w:szCs w:val="24"/>
+          <w:highlight w:val="yellow"/>
         </w:rPr>
         <w:t>B.</w:t>
       </w:r>
@@ -7709,6 +7817,7 @@
           <w:rFonts w:ascii="Times New Roman" w:hAnsi="Times New Roman" w:cs="Times New Roman"/>
           <w:sz w:val="24"/>
           <w:szCs w:val="24"/>
+          <w:highlight w:val="yellow"/>
         </w:rPr>
         <w:tab/>
       </w:r>
@@ -7718,6 +7827,7 @@
           <w:color w:val="000000" w:themeColor="text1"/>
           <w:sz w:val="24"/>
           <w:szCs w:val="24"/>
+          <w:highlight w:val="yellow"/>
         </w:rPr>
         <w:t xml:space="preserve">kata </w:t>
       </w:r>
@@ -7728,6 +7838,7 @@
           <w:color w:val="000000" w:themeColor="text1"/>
           <w:sz w:val="24"/>
           <w:szCs w:val="24"/>
+          <w:highlight w:val="yellow"/>
         </w:rPr>
         <w:t>harapan</w:t>
       </w:r>
@@ -7737,6 +7848,7 @@
           <w:color w:val="000000" w:themeColor="text1"/>
           <w:sz w:val="24"/>
           <w:szCs w:val="24"/>
+          <w:highlight w:val="yellow"/>
         </w:rPr>
         <w:t xml:space="preserve"> diganti dengan kata </w:t>
       </w:r>
@@ -7747,6 +7859,7 @@
           <w:color w:val="000000" w:themeColor="text1"/>
           <w:sz w:val="24"/>
           <w:szCs w:val="24"/>
+          <w:highlight w:val="yellow"/>
         </w:rPr>
         <w:t>pilu</w:t>
       </w:r>
@@ -8286,6 +8399,14 @@
           <w:szCs w:val="24"/>
         </w:rPr>
         <w:tab/>
+      </w:r>
+      <w:r>
+        <w:rPr>
+          <w:rFonts w:asciiTheme="majorBidi" w:hAnsiTheme="majorBidi" w:cs="Times New Roman"/>
+          <w:sz w:val="24"/>
+          <w:szCs w:val="24"/>
+          <w:highlight w:val="yellow"/>
+        </w:rPr>
         <w:t>D. (4)</w:t>
       </w:r>
     </w:p>
@@ -8599,6 +8720,7 @@
                 <w:rFonts w:asciiTheme="majorBidi" w:hAnsiTheme="majorBidi" w:cs="Times New Roman"/>
                 <w:sz w:val="24"/>
                 <w:szCs w:val="24"/>
+                <w:highlight w:val="yellow"/>
                 <w:lang w:val="en-US"/>
               </w:rPr>
             </w:pPr>
@@ -8607,6 +8729,7 @@
                 <w:rFonts w:asciiTheme="majorBidi" w:hAnsiTheme="majorBidi" w:cs="Times New Roman"/>
                 <w:sz w:val="24"/>
                 <w:szCs w:val="24"/>
+                <w:highlight w:val="yellow"/>
               </w:rPr>
               <w:t>A</w:t>
             </w:r>
@@ -8615,6 +8738,7 @@
                 <w:rFonts w:asciiTheme="majorBidi" w:hAnsiTheme="majorBidi" w:cs="Times New Roman"/>
                 <w:sz w:val="24"/>
                 <w:szCs w:val="24"/>
+                <w:highlight w:val="yellow"/>
                 <w:lang w:val="en-US"/>
               </w:rPr>
               <w:t>.</w:t>
@@ -8633,6 +8757,7 @@
                 <w:rFonts w:asciiTheme="majorBidi" w:hAnsiTheme="majorBidi" w:cs="Times New Roman"/>
                 <w:sz w:val="24"/>
                 <w:szCs w:val="24"/>
+                <w:highlight w:val="yellow"/>
               </w:rPr>
             </w:pPr>
             <w:r>
@@ -8640,6 +8765,7 @@
                 <w:rFonts w:asciiTheme="majorBidi" w:hAnsiTheme="majorBidi" w:cs="Times New Roman"/>
                 <w:sz w:val="24"/>
                 <w:szCs w:val="24"/>
+                <w:highlight w:val="yellow"/>
               </w:rPr>
               <w:t>diawali dengan siapa</w:t>
             </w:r>
@@ -8657,6 +8783,7 @@
                 <w:rFonts w:asciiTheme="majorBidi" w:hAnsiTheme="majorBidi" w:cs="Times New Roman"/>
                 <w:sz w:val="24"/>
                 <w:szCs w:val="24"/>
+                <w:highlight w:val="yellow"/>
               </w:rPr>
             </w:pPr>
             <w:r>
@@ -8664,6 +8791,7 @@
                 <w:rFonts w:asciiTheme="majorBidi" w:hAnsiTheme="majorBidi" w:cs="Times New Roman"/>
                 <w:sz w:val="24"/>
                 <w:szCs w:val="24"/>
+                <w:highlight w:val="yellow"/>
               </w:rPr>
               <w:t>diawali dengan bagaimana</w:t>
             </w:r>
@@ -9172,6 +9300,7 @@
           <w:rFonts w:asciiTheme="majorBidi" w:hAnsiTheme="majorBidi"/>
           <w:sz w:val="24"/>
           <w:szCs w:val="24"/>
+          <w:highlight w:val="yellow"/>
           <w:lang w:val="id-ID"/>
         </w:rPr>
       </w:pPr>
@@ -9180,6 +9309,7 @@
           <w:rFonts w:asciiTheme="majorBidi" w:hAnsiTheme="majorBidi"/>
           <w:sz w:val="24"/>
           <w:szCs w:val="24"/>
+          <w:highlight w:val="yellow"/>
           <w:shd w:val="clear" w:color="auto" w:fill="FFFFFF"/>
           <w:lang w:val="id-ID"/>
         </w:rPr>
@@ -9193,6 +9323,7 @@
             <w:color w:val="auto"/>
             <w:sz w:val="24"/>
             <w:szCs w:val="24"/>
+            <w:highlight w:val="yellow"/>
             <w:u w:val="none"/>
             <w:shd w:val="clear" w:color="auto" w:fill="FFFFFF"/>
             <w:lang w:val="id-ID"/>
@@ -9205,6 +9336,7 @@
           <w:rFonts w:asciiTheme="majorBidi" w:hAnsiTheme="majorBidi"/>
           <w:sz w:val="24"/>
           <w:szCs w:val="24"/>
+          <w:highlight w:val="yellow"/>
           <w:shd w:val="clear" w:color="auto" w:fill="FFFFFF"/>
           <w:lang w:val="id-ID"/>
         </w:rPr>
@@ -9691,6 +9823,14 @@
           <w:szCs w:val="24"/>
         </w:rPr>
         <w:tab/>
+      </w:r>
+      <w:r>
+        <w:rPr>
+          <w:rFonts w:asciiTheme="majorBidi" w:hAnsiTheme="majorBidi" w:cs="Times New Roman"/>
+          <w:sz w:val="24"/>
+          <w:szCs w:val="24"/>
+          <w:highlight w:val="yellow"/>
+        </w:rPr>
         <w:t>D. (4)</w:t>
       </w:r>
     </w:p>
@@ -9910,14 +10050,16 @@
           <w:color w:val="000000"/>
           <w:sz w:val="24"/>
           <w:szCs w:val="24"/>
-        </w:rPr>
-      </w:pPr>
-      <w:r>
-        <w:rPr>
-          <w:rFonts w:asciiTheme="majorBidi" w:hAnsiTheme="majorBidi" w:cs="Times New Roman"/>
-          <w:color w:val="000000"/>
-          <w:sz w:val="24"/>
-          <w:szCs w:val="24"/>
+          <w:highlight w:val="yellow"/>
+        </w:rPr>
+      </w:pPr>
+      <w:r>
+        <w:rPr>
+          <w:rFonts w:asciiTheme="majorBidi" w:hAnsiTheme="majorBidi" w:cs="Times New Roman"/>
+          <w:color w:val="000000"/>
+          <w:sz w:val="24"/>
+          <w:szCs w:val="24"/>
+          <w:highlight w:val="yellow"/>
         </w:rPr>
         <w:t>Cara Membuat Perangkap Nyamuk Sederhana</w:t>
       </w:r>
@@ -9944,7 +10086,7 @@
         <mc:AlternateContent>
           <mc:Choice Requires="wps">
             <w:drawing>
-              <wp:anchor distT="0" distB="0" distL="114300" distR="114300" simplePos="0" relativeHeight="251673600" behindDoc="0" locked="0" layoutInCell="1" allowOverlap="1">
+              <wp:anchor distT="0" distB="0" distL="114300" distR="114300" simplePos="0" relativeHeight="251673600" behindDoc="0" locked="0" layoutInCell="1" allowOverlap="1" wp14:anchorId="5D44B818" wp14:editId="3057616A">
                 <wp:simplePos x="0" y="0"/>
                 <wp:positionH relativeFrom="column">
                   <wp:posOffset>296545</wp:posOffset>
@@ -10275,7 +10417,7 @@
           </mc:Choice>
           <mc:Fallback>
             <w:pict>
-              <v:shapetype id="_x0000_t202" coordsize="21600,21600" o:spt="202" path="m,l,21600r21600,l21600,xe">
+              <v:shapetype w14:anchorId="5D44B818" id="_x0000_t202" coordsize="21600,21600" o:spt="202" path="m,l,21600r21600,l21600,xe">
                 <v:stroke joinstyle="miter"/>
                 <v:path gradientshapeok="t" o:connecttype="rect"/>
               </v:shapetype>
@@ -10816,6 +10958,7 @@
           <w:color w:val="000000" w:themeColor="text1"/>
           <w:sz w:val="24"/>
           <w:szCs w:val="24"/>
+          <w:highlight w:val="yellow"/>
         </w:rPr>
       </w:pPr>
       <w:r>
@@ -10824,6 +10967,7 @@
           <w:color w:val="000000" w:themeColor="text1"/>
           <w:sz w:val="24"/>
           <w:szCs w:val="24"/>
+          <w:highlight w:val="yellow"/>
         </w:rPr>
         <w:t xml:space="preserve">b) Faktor penyebab pergaulan bebas remaja </w:t>
       </w:r>
@@ -10845,6 +10989,7 @@
           <w:color w:val="000000" w:themeColor="text1"/>
           <w:sz w:val="24"/>
           <w:szCs w:val="24"/>
+          <w:highlight w:val="yellow"/>
         </w:rPr>
         <w:t>d) Langkah mengantisipasi pergaulan bebas remaja</w:t>
       </w:r>
@@ -11134,14 +11279,16 @@
           <w:color w:val="000000"/>
           <w:sz w:val="24"/>
           <w:szCs w:val="24"/>
-        </w:rPr>
-      </w:pPr>
-      <w:r>
-        <w:rPr>
-          <w:rFonts w:asciiTheme="majorBidi" w:hAnsiTheme="majorBidi" w:cs="Times New Roman"/>
-          <w:color w:val="000000"/>
-          <w:sz w:val="24"/>
-          <w:szCs w:val="24"/>
+          <w:highlight w:val="yellow"/>
+        </w:rPr>
+      </w:pPr>
+      <w:r>
+        <w:rPr>
+          <w:rFonts w:asciiTheme="majorBidi" w:hAnsiTheme="majorBidi" w:cs="Times New Roman"/>
+          <w:color w:val="000000"/>
+          <w:sz w:val="24"/>
+          <w:szCs w:val="24"/>
+          <w:highlight w:val="yellow"/>
         </w:rPr>
         <w:t>Lingkungan bersih dan sehat tanggung jawab kita bersama.</w:t>
       </w:r>
@@ -11377,14 +11524,16 @@
           <w:color w:val="000000"/>
           <w:sz w:val="24"/>
           <w:szCs w:val="24"/>
-        </w:rPr>
-      </w:pPr>
-      <w:r>
-        <w:rPr>
-          <w:rFonts w:asciiTheme="majorBidi" w:hAnsiTheme="majorBidi" w:cs="Times New Roman"/>
-          <w:color w:val="000000"/>
-          <w:sz w:val="24"/>
-          <w:szCs w:val="24"/>
+          <w:highlight w:val="yellow"/>
+        </w:rPr>
+      </w:pPr>
+      <w:r>
+        <w:rPr>
+          <w:rFonts w:asciiTheme="majorBidi" w:hAnsiTheme="majorBidi" w:cs="Times New Roman"/>
+          <w:color w:val="000000"/>
+          <w:sz w:val="24"/>
+          <w:szCs w:val="24"/>
+          <w:highlight w:val="yellow"/>
         </w:rPr>
         <w:t>Kata Dedi Erawan, salah seorang warga, “Wilayah Garut dan sekitarnya diterjang banjir bandang yang datang tiba-tiba.”</w:t>
       </w:r>
@@ -11797,8 +11946,18 @@
           <w:color w:val="000000"/>
           <w:sz w:val="24"/>
           <w:szCs w:val="24"/>
-        </w:rPr>
-        <w:t xml:space="preserve">(3), (2), (1), (4), (6), (5), (7) </w:t>
+          <w:highlight w:val="yellow"/>
+        </w:rPr>
+        <w:t>(3), (2), (1), (4), (6), (5), (7)</w:t>
+      </w:r>
+      <w:r>
+        <w:rPr>
+          <w:rFonts w:asciiTheme="majorBidi" w:hAnsiTheme="majorBidi" w:cs="Times New Roman"/>
+          <w:color w:val="000000"/>
+          <w:sz w:val="24"/>
+          <w:szCs w:val="24"/>
+        </w:rPr>
+        <w:t xml:space="preserve"> </w:t>
       </w:r>
       <w:r>
         <w:rPr>
@@ -12092,13 +12251,15 @@
           <w:color w:val="000000"/>
           <w:sz w:val="24"/>
           <w:szCs w:val="24"/>
-        </w:rPr>
-      </w:pPr>
-      <w:r>
-        <w:rPr>
-          <w:rFonts w:asciiTheme="majorBidi" w:hAnsiTheme="majorBidi" w:cs="Times New Roman"/>
-          <w:sz w:val="24"/>
-          <w:szCs w:val="24"/>
+          <w:highlight w:val="yellow"/>
+        </w:rPr>
+      </w:pPr>
+      <w:r>
+        <w:rPr>
+          <w:rFonts w:asciiTheme="majorBidi" w:hAnsiTheme="majorBidi" w:cs="Times New Roman"/>
+          <w:sz w:val="24"/>
+          <w:szCs w:val="24"/>
+          <w:highlight w:val="yellow"/>
         </w:rPr>
         <w:t xml:space="preserve">Ada pihak yang beranggapan bahwa </w:t>
       </w:r>
@@ -12108,6 +12269,7 @@
           <w:i/>
           <w:sz w:val="24"/>
           <w:szCs w:val="24"/>
+          <w:highlight w:val="yellow"/>
         </w:rPr>
         <w:t>game online</w:t>
       </w:r>
@@ -12116,6 +12278,7 @@
           <w:rFonts w:asciiTheme="majorBidi" w:hAnsiTheme="majorBidi" w:cs="Times New Roman"/>
           <w:sz w:val="24"/>
           <w:szCs w:val="24"/>
+          <w:highlight w:val="yellow"/>
         </w:rPr>
         <w:t xml:space="preserve"> banyak menimbulkan dampak negatif.</w:t>
       </w:r>
@@ -12407,14 +12570,16 @@
           <w:color w:val="000000"/>
           <w:sz w:val="24"/>
           <w:szCs w:val="24"/>
-        </w:rPr>
-      </w:pPr>
-      <w:r>
-        <w:rPr>
-          <w:rFonts w:asciiTheme="majorBidi" w:hAnsiTheme="majorBidi" w:cs="Times New Roman"/>
-          <w:color w:val="000000"/>
-          <w:sz w:val="24"/>
-          <w:szCs w:val="24"/>
+          <w:highlight w:val="yellow"/>
+        </w:rPr>
+      </w:pPr>
+      <w:r>
+        <w:rPr>
+          <w:rFonts w:asciiTheme="majorBidi" w:hAnsiTheme="majorBidi" w:cs="Times New Roman"/>
+          <w:color w:val="000000"/>
+          <w:sz w:val="24"/>
+          <w:szCs w:val="24"/>
+          <w:highlight w:val="yellow"/>
         </w:rPr>
         <w:t xml:space="preserve">Pro dan Kontra Pengaruh </w:t>
       </w:r>
@@ -12425,6 +12590,7 @@
           <w:color w:val="000000"/>
           <w:sz w:val="24"/>
           <w:szCs w:val="24"/>
+          <w:highlight w:val="yellow"/>
         </w:rPr>
         <w:t>Game Online</w:t>
       </w:r>
@@ -12434,6 +12600,7 @@
           <w:color w:val="000000"/>
           <w:sz w:val="24"/>
           <w:szCs w:val="24"/>
+          <w:highlight w:val="yellow"/>
         </w:rPr>
         <w:t xml:space="preserve"> pada Anak</w:t>
       </w:r>
@@ -12829,6 +12996,7 @@
           <w:color w:val="000000"/>
           <w:sz w:val="24"/>
           <w:szCs w:val="24"/>
+          <w:highlight w:val="yellow"/>
           <w:shd w:val="clear" w:color="auto" w:fill="FFFFFF"/>
         </w:rPr>
         <w:t xml:space="preserve">D. Bermain </w:t>
@@ -12840,6 +13008,7 @@
           <w:color w:val="000000"/>
           <w:sz w:val="24"/>
           <w:szCs w:val="24"/>
+          <w:highlight w:val="yellow"/>
           <w:shd w:val="clear" w:color="auto" w:fill="FFFFFF"/>
         </w:rPr>
         <w:t>game online</w:t>
@@ -12850,6 +13019,7 @@
           <w:color w:val="000000"/>
           <w:sz w:val="24"/>
           <w:szCs w:val="24"/>
+          <w:highlight w:val="yellow"/>
           <w:shd w:val="clear" w:color="auto" w:fill="FFFFFF"/>
         </w:rPr>
         <w:t xml:space="preserve"> dapat menyebabkan kecanduan. Mereka yang ketagihan akan terus berusaha mendapatkan skor terbanyak dan mencapai level tertinggi sehingga tidak akan meninggalkan </w:t>
@@ -12861,6 +13031,7 @@
           <w:color w:val="000000"/>
           <w:sz w:val="24"/>
           <w:szCs w:val="24"/>
+          <w:highlight w:val="yellow"/>
           <w:shd w:val="clear" w:color="auto" w:fill="FFFFFF"/>
         </w:rPr>
         <w:t>game</w:t>
@@ -12871,6 +13042,7 @@
           <w:color w:val="000000"/>
           <w:sz w:val="24"/>
           <w:szCs w:val="24"/>
+          <w:highlight w:val="yellow"/>
           <w:shd w:val="clear" w:color="auto" w:fill="FFFFFF"/>
         </w:rPr>
         <w:t xml:space="preserve"> tersebut. Jika ditinggalkan mereka akan terus memikirkan </w:t>
@@ -12882,6 +13054,7 @@
           <w:color w:val="000000"/>
           <w:sz w:val="24"/>
           <w:szCs w:val="24"/>
+          <w:highlight w:val="yellow"/>
           <w:shd w:val="clear" w:color="auto" w:fill="FFFFFF"/>
         </w:rPr>
         <w:t>game</w:t>
@@ -12892,6 +13065,7 @@
           <w:color w:val="000000"/>
           <w:sz w:val="24"/>
           <w:szCs w:val="24"/>
+          <w:highlight w:val="yellow"/>
           <w:shd w:val="clear" w:color="auto" w:fill="FFFFFF"/>
         </w:rPr>
         <w:t xml:space="preserve"> itu, entah sampai kapan.</w:t>
@@ -13334,14 +13508,16 @@
           <w:color w:val="000000"/>
           <w:sz w:val="24"/>
           <w:szCs w:val="24"/>
-        </w:rPr>
-      </w:pPr>
-      <w:r>
-        <w:rPr>
-          <w:rFonts w:asciiTheme="majorBidi" w:hAnsiTheme="majorBidi" w:cs="Times New Roman"/>
-          <w:color w:val="000000"/>
-          <w:sz w:val="24"/>
-          <w:szCs w:val="24"/>
+          <w:highlight w:val="yellow"/>
+        </w:rPr>
+      </w:pPr>
+      <w:r>
+        <w:rPr>
+          <w:rFonts w:asciiTheme="majorBidi" w:hAnsiTheme="majorBidi" w:cs="Times New Roman"/>
+          <w:color w:val="000000"/>
+          <w:sz w:val="24"/>
+          <w:szCs w:val="24"/>
+          <w:highlight w:val="yellow"/>
         </w:rPr>
         <w:t>B.</w:t>
       </w:r>
@@ -13351,6 +13527,7 @@
           <w:color w:val="000000"/>
           <w:sz w:val="24"/>
           <w:szCs w:val="24"/>
+          <w:highlight w:val="yellow"/>
         </w:rPr>
         <w:tab/>
         <w:t xml:space="preserve">1) </w:t>
@@ -13361,6 +13538,7 @@
           <w:color w:val="000000"/>
           <w:sz w:val="24"/>
           <w:szCs w:val="24"/>
+          <w:highlight w:val="yellow"/>
         </w:rPr>
         <w:t>Fenomena</w:t>
       </w:r>
@@ -13370,6 +13548,7 @@
           <w:color w:val="000000"/>
           <w:sz w:val="24"/>
           <w:szCs w:val="24"/>
+          <w:highlight w:val="yellow"/>
         </w:rPr>
         <w:t xml:space="preserve"> </w:t>
       </w:r>
@@ -13379,6 +13558,7 @@
           <w:color w:val="000000"/>
           <w:sz w:val="24"/>
           <w:szCs w:val="24"/>
+          <w:highlight w:val="yellow"/>
         </w:rPr>
         <w:t xml:space="preserve">maraknya </w:t>
       </w:r>
@@ -13388,6 +13568,7 @@
           <w:color w:val="000000"/>
           <w:sz w:val="24"/>
           <w:szCs w:val="24"/>
+          <w:highlight w:val="yellow"/>
         </w:rPr>
         <w:t>kecanduan </w:t>
       </w:r>
@@ -13399,6 +13580,7 @@
           <w:color w:val="000000"/>
           <w:sz w:val="24"/>
           <w:szCs w:val="24"/>
+          <w:highlight w:val="yellow"/>
         </w:rPr>
         <w:t>game online</w:t>
       </w:r>
@@ -13408,6 +13590,7 @@
           <w:color w:val="000000"/>
           <w:sz w:val="24"/>
           <w:szCs w:val="24"/>
+          <w:highlight w:val="yellow"/>
         </w:rPr>
         <w:t> pada remaja</w:t>
       </w:r>
@@ -13423,14 +13606,16 @@
           <w:color w:val="000000"/>
           <w:sz w:val="24"/>
           <w:szCs w:val="24"/>
-        </w:rPr>
-      </w:pPr>
-      <w:r>
-        <w:rPr>
-          <w:rFonts w:asciiTheme="majorBidi" w:hAnsiTheme="majorBidi" w:cs="Times New Roman"/>
-          <w:color w:val="000000"/>
-          <w:sz w:val="24"/>
-          <w:szCs w:val="24"/>
+          <w:highlight w:val="yellow"/>
+        </w:rPr>
+      </w:pPr>
+      <w:r>
+        <w:rPr>
+          <w:rFonts w:asciiTheme="majorBidi" w:hAnsiTheme="majorBidi" w:cs="Times New Roman"/>
+          <w:color w:val="000000"/>
+          <w:sz w:val="24"/>
+          <w:szCs w:val="24"/>
+          <w:highlight w:val="yellow"/>
         </w:rPr>
         <w:t xml:space="preserve">2) </w:t>
       </w:r>
@@ -13440,6 +13625,7 @@
           <w:color w:val="000000"/>
           <w:sz w:val="24"/>
           <w:szCs w:val="24"/>
+          <w:highlight w:val="yellow"/>
         </w:rPr>
         <w:tab/>
         <w:t>Masalah yang timbul akibat kecanduan </w:t>
@@ -13452,6 +13638,7 @@
           <w:color w:val="000000"/>
           <w:sz w:val="24"/>
           <w:szCs w:val="24"/>
+          <w:highlight w:val="yellow"/>
         </w:rPr>
         <w:t>game online</w:t>
       </w:r>
@@ -13461,6 +13648,7 @@
           <w:color w:val="000000"/>
           <w:sz w:val="24"/>
           <w:szCs w:val="24"/>
+          <w:highlight w:val="yellow"/>
         </w:rPr>
         <w:t> pada remaja</w:t>
       </w:r>
@@ -13476,14 +13664,16 @@
           <w:color w:val="000000"/>
           <w:sz w:val="24"/>
           <w:szCs w:val="24"/>
-        </w:rPr>
-      </w:pPr>
-      <w:r>
-        <w:rPr>
-          <w:rFonts w:asciiTheme="majorBidi" w:hAnsiTheme="majorBidi" w:cs="Times New Roman"/>
-          <w:color w:val="000000"/>
-          <w:sz w:val="24"/>
-          <w:szCs w:val="24"/>
+          <w:highlight w:val="yellow"/>
+        </w:rPr>
+      </w:pPr>
+      <w:r>
+        <w:rPr>
+          <w:rFonts w:asciiTheme="majorBidi" w:hAnsiTheme="majorBidi" w:cs="Times New Roman"/>
+          <w:color w:val="000000"/>
+          <w:sz w:val="24"/>
+          <w:szCs w:val="24"/>
+          <w:highlight w:val="yellow"/>
         </w:rPr>
         <w:t xml:space="preserve">3) </w:t>
       </w:r>
@@ -13493,6 +13683,7 @@
           <w:color w:val="000000"/>
           <w:sz w:val="24"/>
           <w:szCs w:val="24"/>
+          <w:highlight w:val="yellow"/>
         </w:rPr>
         <w:tab/>
         <w:t>Langkah mengatasi kecanduan </w:t>
@@ -13505,6 +13696,7 @@
           <w:color w:val="000000"/>
           <w:sz w:val="24"/>
           <w:szCs w:val="24"/>
+          <w:highlight w:val="yellow"/>
         </w:rPr>
         <w:t>game online</w:t>
       </w:r>
@@ -13514,6 +13706,7 @@
           <w:color w:val="000000"/>
           <w:sz w:val="24"/>
           <w:szCs w:val="24"/>
+          <w:highlight w:val="yellow"/>
         </w:rPr>
         <w:t> pada remaja</w:t>
       </w:r>
@@ -13537,6 +13730,7 @@
           <w:color w:val="000000"/>
           <w:sz w:val="24"/>
           <w:szCs w:val="24"/>
+          <w:highlight w:val="yellow"/>
         </w:rPr>
         <w:t xml:space="preserve">4) </w:t>
       </w:r>
@@ -13546,6 +13740,7 @@
           <w:color w:val="000000"/>
           <w:sz w:val="24"/>
           <w:szCs w:val="24"/>
+          <w:highlight w:val="yellow"/>
         </w:rPr>
         <w:tab/>
         <w:t>Tips mengantisipasi kecanduan </w:t>
@@ -13558,6 +13753,7 @@
           <w:color w:val="000000"/>
           <w:sz w:val="24"/>
           <w:szCs w:val="24"/>
+          <w:highlight w:val="yellow"/>
         </w:rPr>
         <w:t>game online</w:t>
       </w:r>
@@ -13567,6 +13763,7 @@
           <w:color w:val="000000"/>
           <w:sz w:val="24"/>
           <w:szCs w:val="24"/>
+          <w:highlight w:val="yellow"/>
         </w:rPr>
         <w:t> pada remaja</w:t>
       </w:r>
@@ -14244,14 +14441,16 @@
           <w:color w:val="000000"/>
           <w:sz w:val="24"/>
           <w:szCs w:val="24"/>
-        </w:rPr>
-      </w:pPr>
-      <w:r>
-        <w:rPr>
-          <w:rFonts w:asciiTheme="majorBidi" w:hAnsiTheme="majorBidi" w:cs="Times New Roman"/>
-          <w:color w:val="000000"/>
-          <w:sz w:val="24"/>
-          <w:szCs w:val="24"/>
+          <w:highlight w:val="yellow"/>
+        </w:rPr>
+      </w:pPr>
+      <w:r>
+        <w:rPr>
+          <w:rFonts w:asciiTheme="majorBidi" w:hAnsiTheme="majorBidi" w:cs="Times New Roman"/>
+          <w:color w:val="000000"/>
+          <w:sz w:val="24"/>
+          <w:szCs w:val="24"/>
+          <w:highlight w:val="yellow"/>
         </w:rPr>
         <w:t>Sungai Serayu tampak bersih dan alami. Sungai itu berair jernih. Pemandangan di sekitar sungai pun tampak indah. Tidak terdapat sampah sedikit pun di sekitar sungai itu. Di pinggirnya, terdapat bebatuan yang ditumpuk rata dan rapi. Orang-orang yang biasanya mancing di sekitar sungai itu biasanya duduk-duduk di atas batu tersebut.</w:t>
       </w:r>
@@ -14531,6 +14730,15 @@
           <w:szCs w:val="24"/>
         </w:rPr>
         <w:tab/>
+      </w:r>
+      <w:r>
+        <w:rPr>
+          <w:rFonts w:asciiTheme="majorBidi" w:hAnsiTheme="majorBidi" w:cs="Times New Roman"/>
+          <w:color w:val="000000"/>
+          <w:sz w:val="24"/>
+          <w:szCs w:val="24"/>
+          <w:highlight w:val="yellow"/>
+        </w:rPr>
         <w:t xml:space="preserve">B. </w:t>
       </w:r>
       <w:r>
@@ -14540,6 +14748,7 @@
           <w:color w:val="000000"/>
           <w:sz w:val="24"/>
           <w:szCs w:val="24"/>
+          <w:highlight w:val="yellow"/>
         </w:rPr>
         <w:t>rendah hati</w:t>
       </w:r>
@@ -14801,6 +15010,16 @@
           <w:lang w:val="en-US"/>
         </w:rPr>
         <w:tab/>
+      </w:r>
+      <w:r>
+        <w:rPr>
+          <w:rFonts w:asciiTheme="majorBidi" w:hAnsiTheme="majorBidi" w:cs="Times New Roman"/>
+          <w:color w:val="000000"/>
+          <w:sz w:val="24"/>
+          <w:szCs w:val="24"/>
+          <w:highlight w:val="yellow"/>
+          <w:lang w:val="en-US"/>
+        </w:rPr>
         <w:t>C.</w:t>
       </w:r>
       <w:r>
@@ -14809,6 +15028,7 @@
           <w:color w:val="000000"/>
           <w:sz w:val="24"/>
           <w:szCs w:val="24"/>
+          <w:highlight w:val="yellow"/>
           <w:lang w:val="en-US"/>
         </w:rPr>
         <w:tab/>
@@ -14819,6 +15039,7 @@
           <w:color w:val="000000"/>
           <w:sz w:val="24"/>
           <w:szCs w:val="24"/>
+          <w:highlight w:val="yellow"/>
         </w:rPr>
         <w:t>(2) Pulangnya jemput adik dahulu</w:t>
       </w:r>
@@ -15259,6 +15480,7 @@
           <w:color w:val="000000"/>
           <w:sz w:val="24"/>
           <w:szCs w:val="24"/>
+          <w:highlight w:val="yellow"/>
           <w:shd w:val="clear" w:color="auto" w:fill="FFFFFF"/>
         </w:rPr>
       </w:pPr>
@@ -15268,6 +15490,7 @@
           <w:color w:val="000000"/>
           <w:sz w:val="24"/>
           <w:szCs w:val="24"/>
+          <w:highlight w:val="yellow"/>
           <w:shd w:val="clear" w:color="auto" w:fill="FFFFFF"/>
         </w:rPr>
         <w:t>Sungai di kaki gunung itu berkelok-kelok menyisir kaki gunung.</w:t>
@@ -15463,6 +15686,7 @@
           <w:color w:val="000000"/>
           <w:sz w:val="24"/>
           <w:szCs w:val="24"/>
+          <w:highlight w:val="yellow"/>
         </w:rPr>
         <w:t>definisi umum</w:t>
       </w:r>
@@ -15781,6 +16005,7 @@
           <w:color w:val="000000"/>
           <w:sz w:val="24"/>
           <w:szCs w:val="24"/>
+          <w:highlight w:val="yellow"/>
         </w:rPr>
       </w:pPr>
       <w:r>
@@ -15874,6 +16099,15 @@
           <w:szCs w:val="24"/>
         </w:rPr>
         <w:tab/>
+      </w:r>
+      <w:r>
+        <w:rPr>
+          <w:rFonts w:asciiTheme="majorBidi" w:hAnsiTheme="majorBidi" w:cs="Times New Roman"/>
+          <w:color w:val="000000"/>
+          <w:sz w:val="24"/>
+          <w:szCs w:val="24"/>
+          <w:highlight w:val="yellow"/>
+        </w:rPr>
         <w:t xml:space="preserve">D. </w:t>
       </w:r>
       <w:r>
@@ -15882,6 +16116,7 @@
           <w:color w:val="000000"/>
           <w:sz w:val="24"/>
           <w:szCs w:val="24"/>
+          <w:highlight w:val="yellow"/>
         </w:rPr>
         <w:t>(1) dan (5)</w:t>
       </w:r>
@@ -16151,9 +16386,20 @@
           <w:color w:val="000000"/>
           <w:sz w:val="24"/>
           <w:szCs w:val="24"/>
+          <w:highlight w:val="yellow"/>
           <w:lang w:val="id-ID"/>
         </w:rPr>
-        <w:t>tanda koma (,) tidak digunakan jika induk kalimat mendahului anak kalimat.</w:t>
+        <w:t>tanda koma (,) tidak digunakan jika induk kalimat mendahului anak kalimat</w:t>
+      </w:r>
+      <w:r>
+        <w:rPr>
+          <w:rFonts w:asciiTheme="majorBidi" w:hAnsiTheme="majorBidi"/>
+          <w:color w:val="000000"/>
+          <w:sz w:val="24"/>
+          <w:szCs w:val="24"/>
+          <w:lang w:val="id-ID"/>
+        </w:rPr>
+        <w:t>.</w:t>
       </w:r>
     </w:p>
     <w:p>
@@ -16429,6 +16675,7 @@
           <w:rFonts w:asciiTheme="majorBidi" w:eastAsia="MS Mincho" w:hAnsiTheme="majorBidi" w:cs="Times New Roman"/>
           <w:sz w:val="24"/>
           <w:szCs w:val="24"/>
+          <w:highlight w:val="yellow"/>
         </w:rPr>
         <w:t>B.</w:t>
       </w:r>
@@ -16437,6 +16684,7 @@
           <w:rFonts w:asciiTheme="majorBidi" w:eastAsia="MS Mincho" w:hAnsiTheme="majorBidi" w:cs="Times New Roman"/>
           <w:sz w:val="24"/>
           <w:szCs w:val="24"/>
+          <w:highlight w:val="yellow"/>
         </w:rPr>
         <w:tab/>
         <w:t>membahas penelitian pengembang wisata</w:t>
@@ -16693,6 +16941,7 @@
           <w:color w:val="000000"/>
           <w:sz w:val="24"/>
           <w:szCs w:val="24"/>
+          <w:highlight w:val="yellow"/>
         </w:rPr>
         <w:t>B. isi ceritanya menginspirasi pembaca untuk lebih berhati-hati</w:t>
       </w:r>
@@ -16961,6 +17210,14 @@
           <w:szCs w:val="24"/>
         </w:rPr>
         <w:tab/>
+      </w:r>
+      <w:r>
+        <w:rPr>
+          <w:rFonts w:asciiTheme="majorBidi" w:eastAsia="MS Mincho" w:hAnsiTheme="majorBidi" w:cs="Times New Roman"/>
+          <w:sz w:val="24"/>
+          <w:szCs w:val="24"/>
+          <w:highlight w:val="yellow"/>
+        </w:rPr>
         <w:t>C.</w:t>
       </w:r>
       <w:r>
@@ -16968,6 +17225,7 @@
           <w:rFonts w:asciiTheme="majorBidi" w:eastAsia="MS Mincho" w:hAnsiTheme="majorBidi" w:cs="Times New Roman"/>
           <w:sz w:val="24"/>
           <w:szCs w:val="24"/>
+          <w:highlight w:val="yellow"/>
         </w:rPr>
         <w:tab/>
       </w:r>
@@ -16977,6 +17235,7 @@
           <w:iCs/>
           <w:sz w:val="24"/>
           <w:szCs w:val="24"/>
+          <w:highlight w:val="yellow"/>
         </w:rPr>
         <w:t>mengeluarkan</w:t>
       </w:r>
@@ -16985,6 +17244,7 @@
           <w:rFonts w:asciiTheme="majorBidi" w:eastAsia="MS Mincho" w:hAnsiTheme="majorBidi" w:cs="Times New Roman"/>
           <w:sz w:val="24"/>
           <w:szCs w:val="24"/>
+          <w:highlight w:val="yellow"/>
         </w:rPr>
         <w:t xml:space="preserve">, </w:t>
       </w:r>
@@ -16994,6 +17254,7 @@
           <w:iCs/>
           <w:sz w:val="24"/>
           <w:szCs w:val="24"/>
+          <w:highlight w:val="yellow"/>
         </w:rPr>
         <w:t>membentuk</w:t>
       </w:r>
@@ -17352,6 +17613,7 @@
           <w:rFonts w:asciiTheme="majorBidi" w:eastAsia="MS Mincho" w:hAnsiTheme="majorBidi" w:cs="Times New Roman"/>
           <w:sz w:val="24"/>
           <w:szCs w:val="24"/>
+          <w:highlight w:val="yellow"/>
         </w:rPr>
         <w:t>A.</w:t>
       </w:r>
@@ -17360,6 +17622,7 @@
           <w:rFonts w:asciiTheme="majorBidi" w:eastAsia="MS Mincho" w:hAnsiTheme="majorBidi" w:cs="Times New Roman"/>
           <w:sz w:val="24"/>
           <w:szCs w:val="24"/>
+          <w:highlight w:val="yellow"/>
         </w:rPr>
         <w:tab/>
         <w:t>(3) – (1) – (2) – (5) – (4)</w:t>
@@ -17623,6 +17886,7 @@
           <w:color w:val="000000"/>
           <w:sz w:val="24"/>
           <w:szCs w:val="24"/>
+          <w:highlight w:val="yellow"/>
         </w:rPr>
         <w:t>D. hendak melompat keluar dari kedua matanya</w:t>
       </w:r>
@@ -17879,6 +18143,7 @@
           <w:color w:val="000000"/>
           <w:sz w:val="24"/>
           <w:szCs w:val="24"/>
+          <w:highlight w:val="yellow"/>
         </w:rPr>
         <w:t>C.</w:t>
       </w:r>
@@ -17888,6 +18153,7 @@
           <w:color w:val="000000"/>
           <w:sz w:val="24"/>
           <w:szCs w:val="24"/>
+          <w:highlight w:val="yellow"/>
         </w:rPr>
         <w:tab/>
         <w:t xml:space="preserve">terdapat salah satu </w:t>
@@ -17898,6 +18164,7 @@
           <w:color w:val="000000"/>
           <w:sz w:val="24"/>
           <w:szCs w:val="24"/>
+          <w:highlight w:val="yellow"/>
         </w:rPr>
         <w:t xml:space="preserve">bagian </w:t>
       </w:r>
@@ -17907,6 +18174,7 @@
           <w:color w:val="000000"/>
           <w:sz w:val="24"/>
           <w:szCs w:val="24"/>
+          <w:highlight w:val="yellow"/>
         </w:rPr>
         <w:t>kalimat yang tidak padu</w:t>
       </w:r>
@@ -18021,6 +18289,8 @@
         </w:rPr>
         <w:t>Cermati teks berikut!</w:t>
       </w:r>
+      <w:bookmarkStart w:id="1" w:name="_GoBack"/>
+      <w:bookmarkEnd w:id="1"/>
     </w:p>
     <w:tbl>
       <w:tblPr>
@@ -18219,6 +18489,15 @@
           <w:lang w:eastAsia="en-US"/>
         </w:rPr>
         <w:tab/>
+      </w:r>
+      <w:r>
+        <w:rPr>
+          <w:rFonts w:ascii="Times New Roman" w:eastAsia="MS Mincho" w:hAnsi="Times New Roman" w:cs="Times New Roman"/>
+          <w:sz w:val="24"/>
+          <w:szCs w:val="24"/>
+          <w:highlight w:val="yellow"/>
+          <w:lang w:eastAsia="en-US"/>
+        </w:rPr>
         <w:t>C.  metabolisme, sistem, kronis</w:t>
       </w:r>
     </w:p>
@@ -18620,7 +18899,7 @@
                 <w:shd w:val="clear" w:color="auto" w:fill="FFFFFF"/>
               </w:rPr>
             </w:pPr>
-            <w:bookmarkStart w:id="1" w:name="_Hlk33439356"/>
+            <w:bookmarkStart w:id="2" w:name="_Hlk33439356"/>
             <w:r>
               <w:rPr>
                 <w:rFonts w:asciiTheme="majorBidi" w:hAnsiTheme="majorBidi" w:cs="Times New Roman"/>
@@ -18629,7 +18908,7 @@
               </w:rPr>
               <w:t xml:space="preserve">Ribuan massa dari berbagai elemen </w:t>
             </w:r>
-            <w:bookmarkEnd w:id="1"/>
+            <w:bookmarkEnd w:id="2"/>
             <w:r>
               <w:rPr>
                 <w:rFonts w:asciiTheme="majorBidi" w:hAnsiTheme="majorBidi" w:cs="Times New Roman"/>
@@ -18659,7 +18938,7 @@
               </w:rPr>
               <w:t xml:space="preserve"> Cimanuk. </w:t>
             </w:r>
-            <w:bookmarkStart w:id="2" w:name="_Hlk33439497"/>
+            <w:bookmarkStart w:id="3" w:name="_Hlk33439497"/>
             <w:r>
               <w:rPr>
                 <w:rFonts w:asciiTheme="majorBidi" w:hAnsiTheme="majorBidi" w:cs="Times New Roman"/>
@@ -18667,7 +18946,7 @@
               </w:rPr>
               <w:t>Dengan menggunakan peralatan kebersihan seperti sapu, sekop, karung, dan lain sebagainya,</w:t>
             </w:r>
-            <w:bookmarkEnd w:id="2"/>
+            <w:bookmarkEnd w:id="3"/>
             <w:r>
               <w:rPr>
                 <w:rFonts w:asciiTheme="majorBidi" w:hAnsiTheme="majorBidi" w:cs="Times New Roman"/>
@@ -18675,7 +18954,7 @@
               </w:rPr>
               <w:t xml:space="preserve"> para peserta </w:t>
             </w:r>
-            <w:bookmarkStart w:id="3" w:name="_Hlk33439525"/>
+            <w:bookmarkStart w:id="4" w:name="_Hlk33439525"/>
             <w:r>
               <w:rPr>
                 <w:rFonts w:asciiTheme="majorBidi" w:hAnsiTheme="majorBidi" w:cs="Times New Roman"/>
@@ -18683,7 +18962,7 @@
               </w:rPr>
               <w:t xml:space="preserve">mengumpulkan sampah yang berserakan </w:t>
             </w:r>
-            <w:bookmarkStart w:id="4" w:name="_Hlk33439302"/>
+            <w:bookmarkStart w:id="5" w:name="_Hlk33439302"/>
             <w:r>
               <w:rPr>
                 <w:rFonts w:asciiTheme="majorBidi" w:hAnsiTheme="majorBidi" w:cs="Times New Roman"/>
@@ -18691,7 +18970,7 @@
               </w:rPr>
               <w:t>di sekitar Sungai Cimanuk</w:t>
             </w:r>
-            <w:bookmarkEnd w:id="3"/>
+            <w:bookmarkEnd w:id="4"/>
             <w:r>
               <w:rPr>
                 <w:rFonts w:asciiTheme="majorBidi" w:hAnsiTheme="majorBidi" w:cs="Times New Roman"/>
@@ -18707,7 +18986,7 @@
               </w:rPr>
               <w:t xml:space="preserve"> Kabupaten Indramayu</w:t>
             </w:r>
-            <w:bookmarkEnd w:id="4"/>
+            <w:bookmarkEnd w:id="5"/>
             <w:r>
               <w:rPr>
                 <w:rFonts w:asciiTheme="majorBidi" w:hAnsiTheme="majorBidi" w:cs="Times New Roman"/>
@@ -18716,7 +18995,7 @@
               </w:rPr>
               <w:t xml:space="preserve">, </w:t>
             </w:r>
-            <w:bookmarkStart w:id="5" w:name="_Hlk33439316"/>
+            <w:bookmarkStart w:id="6" w:name="_Hlk33439316"/>
             <w:r>
               <w:rPr>
                 <w:rFonts w:asciiTheme="majorBidi" w:hAnsiTheme="majorBidi" w:cs="Times New Roman"/>
@@ -18725,7 +19004,7 @@
               </w:rPr>
               <w:t>Sabtu (22/2</w:t>
             </w:r>
-            <w:bookmarkEnd w:id="5"/>
+            <w:bookmarkEnd w:id="6"/>
             <w:r>
               <w:rPr>
                 <w:rFonts w:asciiTheme="majorBidi" w:hAnsiTheme="majorBidi" w:cs="Times New Roman"/>
@@ -18741,7 +19020,7 @@
               </w:rPr>
               <w:t xml:space="preserve">. </w:t>
             </w:r>
-            <w:bookmarkStart w:id="6" w:name="_Hlk33439395"/>
+            <w:bookmarkStart w:id="7" w:name="_Hlk33439395"/>
             <w:r>
               <w:rPr>
                 <w:rFonts w:asciiTheme="majorBidi" w:hAnsiTheme="majorBidi" w:cs="Times New Roman"/>
@@ -18750,7 +19029,7 @@
               </w:rPr>
               <w:t>Kegiatan ini dilaksanakan agar masyarakat lebih peduli pada sampah dan kelestarian lingkungan</w:t>
             </w:r>
-            <w:bookmarkEnd w:id="6"/>
+            <w:bookmarkEnd w:id="7"/>
             <w:r>
               <w:rPr>
                 <w:rFonts w:asciiTheme="majorBidi" w:hAnsiTheme="majorBidi" w:cs="Times New Roman"/>
@@ -18898,7 +19177,7 @@
           <w:szCs w:val="24"/>
         </w:rPr>
       </w:pPr>
-      <w:bookmarkStart w:id="7" w:name="_Hlk2379891"/>
+      <w:bookmarkStart w:id="8" w:name="_Hlk2379891"/>
       <w:r>
         <w:rPr>
           <w:rFonts w:asciiTheme="majorBidi" w:hAnsiTheme="majorBidi" w:cs="Times New Roman"/>
@@ -19433,7 +19712,7 @@
         </w:rPr>
         <w:t xml:space="preserve">Tulislah bagian koda atau pesan moral teks cerita inspiratif tersebut! </w:t>
       </w:r>
-      <w:bookmarkEnd w:id="7"/>
+      <w:bookmarkEnd w:id="8"/>
     </w:p>
     <w:p>
       <w:pPr>
@@ -19735,8 +20014,6 @@
         </w:rPr>
         <w:br/>
       </w:r>
-      <w:bookmarkStart w:id="8" w:name="_GoBack"/>
-      <w:bookmarkEnd w:id="8"/>
       <w:r>
         <w:rPr>
           <w:rFonts w:asciiTheme="majorBidi" w:hAnsiTheme="majorBidi" w:cs="Times New Roman"/>
@@ -19892,7 +20169,7 @@
 </file>
 
 <file path=word/endnotes.xml><?xml version="1.0" encoding="utf-8"?>
-<w:endnotes xmlns:wpc="http://schemas.microsoft.com/office/word/2010/wordprocessingCanvas" xmlns:cx="http://schemas.microsoft.com/office/drawing/2014/chartex" xmlns:cx1="http://schemas.microsoft.com/office/drawing/2015/9/8/chartex" xmlns:mc="http://schemas.openxmlformats.org/markup-compatibility/2006" xmlns:o="urn:schemas-microsoft-com:office:office" xmlns:r="http://schemas.openxmlformats.org/officeDocument/2006/relationships" xmlns:m="http://schemas.openxmlformats.org/officeDocument/2006/math" xmlns:v="urn:schemas-microsoft-com:vml" xmlns:wp14="http://schemas.microsoft.com/office/word/2010/wordprocessingDrawing" xmlns:wp="http://schemas.openxmlformats.org/drawingml/2006/wordprocessingDrawing" xmlns:w10="urn:schemas-microsoft-com:office:word" xmlns:w="http://schemas.openxmlformats.org/wordprocessingml/2006/main" xmlns:w14="http://schemas.microsoft.com/office/word/2010/wordml" xmlns:w15="http://schemas.microsoft.com/office/word/2012/wordml" xmlns:w16se="http://schemas.microsoft.com/office/word/2015/wordml/symex" xmlns:wpg="http://schemas.microsoft.com/office/word/2010/wordprocessingGroup" xmlns:wpi="http://schemas.microsoft.com/office/word/2010/wordprocessingInk" xmlns:wne="http://schemas.microsoft.com/office/word/2006/wordml" xmlns:wps="http://schemas.microsoft.com/office/word/2010/wordprocessingShape" mc:Ignorable="w14 w15 w16se wp14">
+<w:endnotes xmlns:wpc="http://schemas.microsoft.com/office/word/2010/wordprocessingCanvas" xmlns:cx="http://schemas.microsoft.com/office/drawing/2014/chartex" xmlns:cx1="http://schemas.microsoft.com/office/drawing/2015/9/8/chartex" xmlns:cx2="http://schemas.microsoft.com/office/drawing/2015/10/21/chartex" xmlns:cx3="http://schemas.microsoft.com/office/drawing/2016/5/9/chartex" xmlns:cx4="http://schemas.microsoft.com/office/drawing/2016/5/10/chartex" xmlns:cx5="http://schemas.microsoft.com/office/drawing/2016/5/11/chartex" xmlns:cx6="http://schemas.microsoft.com/office/drawing/2016/5/12/chartex" xmlns:cx7="http://schemas.microsoft.com/office/drawing/2016/5/13/chartex" xmlns:cx8="http://schemas.microsoft.com/office/drawing/2016/5/14/chartex" xmlns:mc="http://schemas.openxmlformats.org/markup-compatibility/2006" xmlns:aink="http://schemas.microsoft.com/office/drawing/2016/ink" xmlns:am3d="http://schemas.microsoft.com/office/drawing/2017/model3d" xmlns:o="urn:schemas-microsoft-com:office:office" xmlns:r="http://schemas.openxmlformats.org/officeDocument/2006/relationships" xmlns:m="http://schemas.openxmlformats.org/officeDocument/2006/math" xmlns:v="urn:schemas-microsoft-com:vml" xmlns:wp14="http://schemas.microsoft.com/office/word/2010/wordprocessingDrawing" xmlns:wp="http://schemas.openxmlformats.org/drawingml/2006/wordprocessingDrawing" xmlns:w10="urn:schemas-microsoft-com:office:word" xmlns:w="http://schemas.openxmlformats.org/wordprocessingml/2006/main" xmlns:w14="http://schemas.microsoft.com/office/word/2010/wordml" xmlns:w15="http://schemas.microsoft.com/office/word/2012/wordml" xmlns:w16cex="http://schemas.microsoft.com/office/word/2018/wordml/cex" xmlns:w16cid="http://schemas.microsoft.com/office/word/2016/wordml/cid" xmlns:w16="http://schemas.microsoft.com/office/word/2018/wordml" xmlns:w16se="http://schemas.microsoft.com/office/word/2015/wordml/symex" xmlns:wpg="http://schemas.microsoft.com/office/word/2010/wordprocessingGroup" xmlns:wpi="http://schemas.microsoft.com/office/word/2010/wordprocessingInk" xmlns:wne="http://schemas.microsoft.com/office/word/2006/wordml" xmlns:wps="http://schemas.microsoft.com/office/word/2010/wordprocessingShape" mc:Ignorable="w14 w15 w16se w16cid w16 w16cex wp14">
   <w:endnote w:type="separator" w:id="-1">
     <w:p>
       <w:pPr>
@@ -19917,7 +20194,7 @@
 </file>
 
 <file path=word/footer1.xml><?xml version="1.0" encoding="utf-8"?>
-<w:ftr xmlns:wpc="http://schemas.microsoft.com/office/word/2010/wordprocessingCanvas" xmlns:cx="http://schemas.microsoft.com/office/drawing/2014/chartex" xmlns:cx1="http://schemas.microsoft.com/office/drawing/2015/9/8/chartex" xmlns:mc="http://schemas.openxmlformats.org/markup-compatibility/2006" xmlns:o="urn:schemas-microsoft-com:office:office" xmlns:r="http://schemas.openxmlformats.org/officeDocument/2006/relationships" xmlns:m="http://schemas.openxmlformats.org/officeDocument/2006/math" xmlns:v="urn:schemas-microsoft-com:vml" xmlns:wp14="http://schemas.microsoft.com/office/word/2010/wordprocessingDrawing" xmlns:wp="http://schemas.openxmlformats.org/drawingml/2006/wordprocessingDrawing" xmlns:w10="urn:schemas-microsoft-com:office:word" xmlns:w="http://schemas.openxmlformats.org/wordprocessingml/2006/main" xmlns:w14="http://schemas.microsoft.com/office/word/2010/wordml" xmlns:w15="http://schemas.microsoft.com/office/word/2012/wordml" xmlns:w16se="http://schemas.microsoft.com/office/word/2015/wordml/symex" xmlns:wpg="http://schemas.microsoft.com/office/word/2010/wordprocessingGroup" xmlns:wpi="http://schemas.microsoft.com/office/word/2010/wordprocessingInk" xmlns:wne="http://schemas.microsoft.com/office/word/2006/wordml" xmlns:wps="http://schemas.microsoft.com/office/word/2010/wordprocessingShape" mc:Ignorable="w14 w15 w16se wp14">
+<w:ftr xmlns:wpc="http://schemas.microsoft.com/office/word/2010/wordprocessingCanvas" xmlns:cx="http://schemas.microsoft.com/office/drawing/2014/chartex" xmlns:cx1="http://schemas.microsoft.com/office/drawing/2015/9/8/chartex" xmlns:cx2="http://schemas.microsoft.com/office/drawing/2015/10/21/chartex" xmlns:cx3="http://schemas.microsoft.com/office/drawing/2016/5/9/chartex" xmlns:cx4="http://schemas.microsoft.com/office/drawing/2016/5/10/chartex" xmlns:cx5="http://schemas.microsoft.com/office/drawing/2016/5/11/chartex" xmlns:cx6="http://schemas.microsoft.com/office/drawing/2016/5/12/chartex" xmlns:cx7="http://schemas.microsoft.com/office/drawing/2016/5/13/chartex" xmlns:cx8="http://schemas.microsoft.com/office/drawing/2016/5/14/chartex" xmlns:mc="http://schemas.openxmlformats.org/markup-compatibility/2006" xmlns:aink="http://schemas.microsoft.com/office/drawing/2016/ink" xmlns:am3d="http://schemas.microsoft.com/office/drawing/2017/model3d" xmlns:o="urn:schemas-microsoft-com:office:office" xmlns:r="http://schemas.openxmlformats.org/officeDocument/2006/relationships" xmlns:m="http://schemas.openxmlformats.org/officeDocument/2006/math" xmlns:v="urn:schemas-microsoft-com:vml" xmlns:wp14="http://schemas.microsoft.com/office/word/2010/wordprocessingDrawing" xmlns:wp="http://schemas.openxmlformats.org/drawingml/2006/wordprocessingDrawing" xmlns:w10="urn:schemas-microsoft-com:office:word" xmlns:w="http://schemas.openxmlformats.org/wordprocessingml/2006/main" xmlns:w14="http://schemas.microsoft.com/office/word/2010/wordml" xmlns:w15="http://schemas.microsoft.com/office/word/2012/wordml" xmlns:w16cex="http://schemas.microsoft.com/office/word/2018/wordml/cex" xmlns:w16cid="http://schemas.microsoft.com/office/word/2016/wordml/cid" xmlns:w16="http://schemas.microsoft.com/office/word/2018/wordml" xmlns:w16se="http://schemas.microsoft.com/office/word/2015/wordml/symex" xmlns:wpg="http://schemas.microsoft.com/office/word/2010/wordprocessingGroup" xmlns:wpi="http://schemas.microsoft.com/office/word/2010/wordprocessingInk" xmlns:wne="http://schemas.microsoft.com/office/word/2006/wordml" xmlns:wps="http://schemas.microsoft.com/office/word/2010/wordprocessingShape" mc:Ignorable="w14 w15 w16se w16cid w16 w16cex wp14">
   <w:p>
     <w:pPr>
       <w:pStyle w:val="Footer"/>
@@ -20020,7 +20297,7 @@
 </file>
 
 <file path=word/footer2.xml><?xml version="1.0" encoding="utf-8"?>
-<w:ftr xmlns:wpc="http://schemas.microsoft.com/office/word/2010/wordprocessingCanvas" xmlns:cx="http://schemas.microsoft.com/office/drawing/2014/chartex" xmlns:cx1="http://schemas.microsoft.com/office/drawing/2015/9/8/chartex" xmlns:mc="http://schemas.openxmlformats.org/markup-compatibility/2006" xmlns:o="urn:schemas-microsoft-com:office:office" xmlns:r="http://schemas.openxmlformats.org/officeDocument/2006/relationships" xmlns:m="http://schemas.openxmlformats.org/officeDocument/2006/math" xmlns:v="urn:schemas-microsoft-com:vml" xmlns:wp14="http://schemas.microsoft.com/office/word/2010/wordprocessingDrawing" xmlns:wp="http://schemas.openxmlformats.org/drawingml/2006/wordprocessingDrawing" xmlns:w10="urn:schemas-microsoft-com:office:word" xmlns:w="http://schemas.openxmlformats.org/wordprocessingml/2006/main" xmlns:w14="http://schemas.microsoft.com/office/word/2010/wordml" xmlns:w15="http://schemas.microsoft.com/office/word/2012/wordml" xmlns:w16se="http://schemas.microsoft.com/office/word/2015/wordml/symex" xmlns:wpg="http://schemas.microsoft.com/office/word/2010/wordprocessingGroup" xmlns:wpi="http://schemas.microsoft.com/office/word/2010/wordprocessingInk" xmlns:wne="http://schemas.microsoft.com/office/word/2006/wordml" xmlns:wps="http://schemas.microsoft.com/office/word/2010/wordprocessingShape" mc:Ignorable="w14 w15 w16se wp14">
+<w:ftr xmlns:wpc="http://schemas.microsoft.com/office/word/2010/wordprocessingCanvas" xmlns:cx="http://schemas.microsoft.com/office/drawing/2014/chartex" xmlns:cx1="http://schemas.microsoft.com/office/drawing/2015/9/8/chartex" xmlns:cx2="http://schemas.microsoft.com/office/drawing/2015/10/21/chartex" xmlns:cx3="http://schemas.microsoft.com/office/drawing/2016/5/9/chartex" xmlns:cx4="http://schemas.microsoft.com/office/drawing/2016/5/10/chartex" xmlns:cx5="http://schemas.microsoft.com/office/drawing/2016/5/11/chartex" xmlns:cx6="http://schemas.microsoft.com/office/drawing/2016/5/12/chartex" xmlns:cx7="http://schemas.microsoft.com/office/drawing/2016/5/13/chartex" xmlns:cx8="http://schemas.microsoft.com/office/drawing/2016/5/14/chartex" xmlns:mc="http://schemas.openxmlformats.org/markup-compatibility/2006" xmlns:aink="http://schemas.microsoft.com/office/drawing/2016/ink" xmlns:am3d="http://schemas.microsoft.com/office/drawing/2017/model3d" xmlns:o="urn:schemas-microsoft-com:office:office" xmlns:r="http://schemas.openxmlformats.org/officeDocument/2006/relationships" xmlns:m="http://schemas.openxmlformats.org/officeDocument/2006/math" xmlns:v="urn:schemas-microsoft-com:vml" xmlns:wp14="http://schemas.microsoft.com/office/word/2010/wordprocessingDrawing" xmlns:wp="http://schemas.openxmlformats.org/drawingml/2006/wordprocessingDrawing" xmlns:w10="urn:schemas-microsoft-com:office:word" xmlns:w="http://schemas.openxmlformats.org/wordprocessingml/2006/main" xmlns:w14="http://schemas.microsoft.com/office/word/2010/wordml" xmlns:w15="http://schemas.microsoft.com/office/word/2012/wordml" xmlns:w16cex="http://schemas.microsoft.com/office/word/2018/wordml/cex" xmlns:w16cid="http://schemas.microsoft.com/office/word/2016/wordml/cid" xmlns:w16="http://schemas.microsoft.com/office/word/2018/wordml" xmlns:w16se="http://schemas.microsoft.com/office/word/2015/wordml/symex" xmlns:wpg="http://schemas.microsoft.com/office/word/2010/wordprocessingGroup" xmlns:wpi="http://schemas.microsoft.com/office/word/2010/wordprocessingInk" xmlns:wne="http://schemas.microsoft.com/office/word/2006/wordml" xmlns:wps="http://schemas.microsoft.com/office/word/2010/wordprocessingShape" mc:Ignorable="w14 w15 w16se w16cid w16 w16cex wp14">
   <w:p>
     <w:pPr>
       <w:pStyle w:val="Footer"/>
@@ -20163,7 +20440,17 @@
         <w:sz w:val="24"/>
         <w:szCs w:val="24"/>
       </w:rPr>
-      <w:t>11</w:t>
+      <w:t>1</w:t>
+    </w:r>
+    <w:r>
+      <w:rPr>
+        <w:rFonts w:ascii="Arial" w:hAnsi="Arial" w:cs="Arial"/>
+        <w:b/>
+        <w:noProof/>
+        <w:sz w:val="24"/>
+        <w:szCs w:val="24"/>
+      </w:rPr>
+      <w:t>1</w:t>
     </w:r>
     <w:r>
       <w:rPr>
@@ -20179,7 +20466,7 @@
 </file>
 
 <file path=word/footnotes.xml><?xml version="1.0" encoding="utf-8"?>
-<w:footnotes xmlns:wpc="http://schemas.microsoft.com/office/word/2010/wordprocessingCanvas" xmlns:cx="http://schemas.microsoft.com/office/drawing/2014/chartex" xmlns:cx1="http://schemas.microsoft.com/office/drawing/2015/9/8/chartex" xmlns:mc="http://schemas.openxmlformats.org/markup-compatibility/2006" xmlns:o="urn:schemas-microsoft-com:office:office" xmlns:r="http://schemas.openxmlformats.org/officeDocument/2006/relationships" xmlns:m="http://schemas.openxmlformats.org/officeDocument/2006/math" xmlns:v="urn:schemas-microsoft-com:vml" xmlns:wp14="http://schemas.microsoft.com/office/word/2010/wordprocessingDrawing" xmlns:wp="http://schemas.openxmlformats.org/drawingml/2006/wordprocessingDrawing" xmlns:w10="urn:schemas-microsoft-com:office:word" xmlns:w="http://schemas.openxmlformats.org/wordprocessingml/2006/main" xmlns:w14="http://schemas.microsoft.com/office/word/2010/wordml" xmlns:w15="http://schemas.microsoft.com/office/word/2012/wordml" xmlns:w16se="http://schemas.microsoft.com/office/word/2015/wordml/symex" xmlns:wpg="http://schemas.microsoft.com/office/word/2010/wordprocessingGroup" xmlns:wpi="http://schemas.microsoft.com/office/word/2010/wordprocessingInk" xmlns:wne="http://schemas.microsoft.com/office/word/2006/wordml" xmlns:wps="http://schemas.microsoft.com/office/word/2010/wordprocessingShape" mc:Ignorable="w14 w15 w16se wp14">
+<w:footnotes xmlns:wpc="http://schemas.microsoft.com/office/word/2010/wordprocessingCanvas" xmlns:cx="http://schemas.microsoft.com/office/drawing/2014/chartex" xmlns:cx1="http://schemas.microsoft.com/office/drawing/2015/9/8/chartex" xmlns:cx2="http://schemas.microsoft.com/office/drawing/2015/10/21/chartex" xmlns:cx3="http://schemas.microsoft.com/office/drawing/2016/5/9/chartex" xmlns:cx4="http://schemas.microsoft.com/office/drawing/2016/5/10/chartex" xmlns:cx5="http://schemas.microsoft.com/office/drawing/2016/5/11/chartex" xmlns:cx6="http://schemas.microsoft.com/office/drawing/2016/5/12/chartex" xmlns:cx7="http://schemas.microsoft.com/office/drawing/2016/5/13/chartex" xmlns:cx8="http://schemas.microsoft.com/office/drawing/2016/5/14/chartex" xmlns:mc="http://schemas.openxmlformats.org/markup-compatibility/2006" xmlns:aink="http://schemas.microsoft.com/office/drawing/2016/ink" xmlns:am3d="http://schemas.microsoft.com/office/drawing/2017/model3d" xmlns:o="urn:schemas-microsoft-com:office:office" xmlns:r="http://schemas.openxmlformats.org/officeDocument/2006/relationships" xmlns:m="http://schemas.openxmlformats.org/officeDocument/2006/math" xmlns:v="urn:schemas-microsoft-com:vml" xmlns:wp14="http://schemas.microsoft.com/office/word/2010/wordprocessingDrawing" xmlns:wp="http://schemas.openxmlformats.org/drawingml/2006/wordprocessingDrawing" xmlns:w10="urn:schemas-microsoft-com:office:word" xmlns:w="http://schemas.openxmlformats.org/wordprocessingml/2006/main" xmlns:w14="http://schemas.microsoft.com/office/word/2010/wordml" xmlns:w15="http://schemas.microsoft.com/office/word/2012/wordml" xmlns:w16cex="http://schemas.microsoft.com/office/word/2018/wordml/cex" xmlns:w16cid="http://schemas.microsoft.com/office/word/2016/wordml/cid" xmlns:w16="http://schemas.microsoft.com/office/word/2018/wordml" xmlns:w16se="http://schemas.microsoft.com/office/word/2015/wordml/symex" xmlns:wpg="http://schemas.microsoft.com/office/word/2010/wordprocessingGroup" xmlns:wpi="http://schemas.microsoft.com/office/word/2010/wordprocessingInk" xmlns:wne="http://schemas.microsoft.com/office/word/2006/wordml" xmlns:wps="http://schemas.microsoft.com/office/word/2010/wordprocessingShape" mc:Ignorable="w14 w15 w16se w16cid w16 w16cex wp14">
   <w:footnote w:type="separator" w:id="-1">
     <w:p>
       <w:pPr>
@@ -20204,7 +20491,7 @@
 </file>
 
 <file path=word/numbering.xml><?xml version="1.0" encoding="utf-8"?>
-<w:numbering xmlns:wpc="http://schemas.microsoft.com/office/word/2010/wordprocessingCanvas" xmlns:cx="http://schemas.microsoft.com/office/drawing/2014/chartex" xmlns:cx1="http://schemas.microsoft.com/office/drawing/2015/9/8/chartex" xmlns:mc="http://schemas.openxmlformats.org/markup-compatibility/2006" xmlns:o="urn:schemas-microsoft-com:office:office" xmlns:r="http://schemas.openxmlformats.org/officeDocument/2006/relationships" xmlns:m="http://schemas.openxmlformats.org/officeDocument/2006/math" xmlns:v="urn:schemas-microsoft-com:vml" xmlns:wp14="http://schemas.microsoft.com/office/word/2010/wordprocessingDrawing" xmlns:wp="http://schemas.openxmlformats.org/drawingml/2006/wordprocessingDrawing" xmlns:w10="urn:schemas-microsoft-com:office:word" xmlns:w="http://schemas.openxmlformats.org/wordprocessingml/2006/main" xmlns:w14="http://schemas.microsoft.com/office/word/2010/wordml" xmlns:w15="http://schemas.microsoft.com/office/word/2012/wordml" xmlns:w16se="http://schemas.microsoft.com/office/word/2015/wordml/symex" xmlns:wpg="http://schemas.microsoft.com/office/word/2010/wordprocessingGroup" xmlns:wpi="http://schemas.microsoft.com/office/word/2010/wordprocessingInk" xmlns:wne="http://schemas.microsoft.com/office/word/2006/wordml" xmlns:wps="http://schemas.microsoft.com/office/word/2010/wordprocessingShape" mc:Ignorable="w14 w15 w16se wp14">
+<w:numbering xmlns:wpc="http://schemas.microsoft.com/office/word/2010/wordprocessingCanvas" xmlns:cx="http://schemas.microsoft.com/office/drawing/2014/chartex" xmlns:cx1="http://schemas.microsoft.com/office/drawing/2015/9/8/chartex" xmlns:cx2="http://schemas.microsoft.com/office/drawing/2015/10/21/chartex" xmlns:cx3="http://schemas.microsoft.com/office/drawing/2016/5/9/chartex" xmlns:cx4="http://schemas.microsoft.com/office/drawing/2016/5/10/chartex" xmlns:cx5="http://schemas.microsoft.com/office/drawing/2016/5/11/chartex" xmlns:cx6="http://schemas.microsoft.com/office/drawing/2016/5/12/chartex" xmlns:cx7="http://schemas.microsoft.com/office/drawing/2016/5/13/chartex" xmlns:cx8="http://schemas.microsoft.com/office/drawing/2016/5/14/chartex" xmlns:mc="http://schemas.openxmlformats.org/markup-compatibility/2006" xmlns:aink="http://schemas.microsoft.com/office/drawing/2016/ink" xmlns:am3d="http://schemas.microsoft.com/office/drawing/2017/model3d" xmlns:o="urn:schemas-microsoft-com:office:office" xmlns:r="http://schemas.openxmlformats.org/officeDocument/2006/relationships" xmlns:m="http://schemas.openxmlformats.org/officeDocument/2006/math" xmlns:v="urn:schemas-microsoft-com:vml" xmlns:wp14="http://schemas.microsoft.com/office/word/2010/wordprocessingDrawing" xmlns:wp="http://schemas.openxmlformats.org/drawingml/2006/wordprocessingDrawing" xmlns:w10="urn:schemas-microsoft-com:office:word" xmlns:w="http://schemas.openxmlformats.org/wordprocessingml/2006/main" xmlns:w14="http://schemas.microsoft.com/office/word/2010/wordml" xmlns:w15="http://schemas.microsoft.com/office/word/2012/wordml" xmlns:w16cex="http://schemas.microsoft.com/office/word/2018/wordml/cex" xmlns:w16cid="http://schemas.microsoft.com/office/word/2016/wordml/cid" xmlns:w16="http://schemas.microsoft.com/office/word/2018/wordml" xmlns:w16se="http://schemas.microsoft.com/office/word/2015/wordml/symex" xmlns:wpg="http://schemas.microsoft.com/office/word/2010/wordprocessingGroup" xmlns:wpi="http://schemas.microsoft.com/office/word/2010/wordprocessingInk" xmlns:wne="http://schemas.microsoft.com/office/word/2006/wordml" xmlns:wps="http://schemas.microsoft.com/office/word/2010/wordprocessingShape" mc:Ignorable="w14 w15 w16se w16cid w16 w16cex wp14">
   <w:abstractNum w:abstractNumId="0" w15:restartNumberingAfterBreak="0">
     <w:nsid w:val="00BF52CA"/>
     <w:multiLevelType w:val="hybridMultilevel"/>
@@ -25016,7 +25303,7 @@
 </file>
 
 <file path=word/styles.xml><?xml version="1.0" encoding="utf-8"?>
-<w:styles xmlns:mc="http://schemas.openxmlformats.org/markup-compatibility/2006" xmlns:r="http://schemas.openxmlformats.org/officeDocument/2006/relationships" xmlns:w="http://schemas.openxmlformats.org/wordprocessingml/2006/main" xmlns:w14="http://schemas.microsoft.com/office/word/2010/wordml" xmlns:w15="http://schemas.microsoft.com/office/word/2012/wordml" xmlns:w16se="http://schemas.microsoft.com/office/word/2015/wordml/symex" mc:Ignorable="w14 w15 w16se">
+<w:styles xmlns:mc="http://schemas.openxmlformats.org/markup-compatibility/2006" xmlns:r="http://schemas.openxmlformats.org/officeDocument/2006/relationships" xmlns:w="http://schemas.openxmlformats.org/wordprocessingml/2006/main" xmlns:w14="http://schemas.microsoft.com/office/word/2010/wordml" xmlns:w15="http://schemas.microsoft.com/office/word/2012/wordml" xmlns:w16cex="http://schemas.microsoft.com/office/word/2018/wordml/cex" xmlns:w16cid="http://schemas.microsoft.com/office/word/2016/wordml/cid" xmlns:w16="http://schemas.microsoft.com/office/word/2018/wordml" xmlns:w16se="http://schemas.microsoft.com/office/word/2015/wordml/symex" mc:Ignorable="w14 w15 w16se w16cid w16 w16cex">
   <w:docDefaults>
     <w:rPrDefault>
       <w:rPr>
@@ -25026,7 +25313,7 @@
     </w:rPrDefault>
     <w:pPrDefault/>
   </w:docDefaults>
-  <w:latentStyles w:defLockedState="0" w:defUIPriority="99" w:defSemiHidden="0" w:defUnhideWhenUsed="0" w:defQFormat="0" w:count="371">
+  <w:latentStyles w:defLockedState="0" w:defUIPriority="99" w:defSemiHidden="0" w:defUnhideWhenUsed="0" w:defQFormat="0" w:count="376">
     <w:lsdException w:name="Normal" w:uiPriority="0" w:qFormat="1"/>
     <w:lsdException w:name="heading 1" w:uiPriority="9" w:qFormat="1"/>
     <w:lsdException w:name="heading 2" w:semiHidden="1" w:uiPriority="9" w:unhideWhenUsed="1" w:qFormat="1"/>
@@ -25127,7 +25414,6 @@
     <w:lsdException w:name="HTML Sample" w:semiHidden="1" w:unhideWhenUsed="1"/>
     <w:lsdException w:name="HTML Typewriter" w:semiHidden="1" w:uiPriority="0" w:unhideWhenUsed="1"/>
     <w:lsdException w:name="HTML Variable" w:semiHidden="1" w:unhideWhenUsed="1"/>
-    <w:lsdException w:name="Normal Table" w:semiHidden="1" w:unhideWhenUsed="1"/>
     <w:lsdException w:name="annotation subject" w:semiHidden="1" w:unhideWhenUsed="1"/>
     <w:lsdException w:name="No List" w:semiHidden="1" w:unhideWhenUsed="1"/>
     <w:lsdException w:name="Outline List 1" w:semiHidden="1" w:unhideWhenUsed="1"/>
@@ -25170,11 +25456,8 @@
     <w:lsdException w:name="Table Contemporary" w:semiHidden="1" w:unhideWhenUsed="1"/>
     <w:lsdException w:name="Table Elegant" w:semiHidden="1" w:unhideWhenUsed="1"/>
     <w:lsdException w:name="Table Professional" w:semiHidden="1" w:unhideWhenUsed="1"/>
-    <w:lsdException w:name="Table Subtle 1" w:semiHidden="1" w:unhideWhenUsed="1"/>
     <w:lsdException w:name="Table Subtle 2" w:semiHidden="1" w:unhideWhenUsed="1"/>
     <w:lsdException w:name="Table Web 1" w:semiHidden="1" w:unhideWhenUsed="1"/>
-    <w:lsdException w:name="Table Web 2" w:semiHidden="1" w:unhideWhenUsed="1"/>
-    <w:lsdException w:name="Table Web 3" w:semiHidden="1" w:unhideWhenUsed="1"/>
     <w:lsdException w:name="Balloon Text" w:semiHidden="1" w:unhideWhenUsed="1"/>
     <w:lsdException w:name="Table Grid" w:uiPriority="59"/>
     <w:lsdException w:name="Table Theme" w:semiHidden="1" w:unhideWhenUsed="1"/>
@@ -25393,6 +25676,11 @@
     <w:lsdException w:name="List Table 5 Dark Accent 6" w:uiPriority="50"/>
     <w:lsdException w:name="List Table 6 Colorful Accent 6" w:uiPriority="51"/>
     <w:lsdException w:name="List Table 7 Colorful Accent 6" w:uiPriority="52"/>
+    <w:lsdException w:name="Mention" w:semiHidden="1" w:unhideWhenUsed="1"/>
+    <w:lsdException w:name="Smart Hyperlink" w:semiHidden="1" w:unhideWhenUsed="1"/>
+    <w:lsdException w:name="Hashtag" w:semiHidden="1" w:unhideWhenUsed="1"/>
+    <w:lsdException w:name="Unresolved Mention" w:semiHidden="1" w:unhideWhenUsed="1"/>
+    <w:lsdException w:name="Smart Link" w:semiHidden="1" w:unhideWhenUsed="1"/>
   </w:latentStyles>
   <w:style w:type="paragraph" w:default="1" w:styleId="Normal">
     <w:name w:val="Normal"/>
@@ -26035,8 +26323,8 @@
       <w:u w:val="single"/>
     </w:rPr>
   </w:style>
-  <w:style w:type="character" w:customStyle="1" w:styleId="UnresolvedMention">
-    <w:name w:val="Unresolved Mention"/>
+  <w:style w:type="character" w:customStyle="1" w:styleId="UnresolvedMention1">
+    <w:name w:val="Unresolved Mention1"/>
     <w:basedOn w:val="DefaultParagraphFont"/>
     <w:uiPriority w:val="99"/>
     <w:semiHidden/>
@@ -26341,7 +26629,7 @@
 </file>
 
 <file path=customXml/itemProps1.xml><?xml version="1.0" encoding="utf-8"?>
-<ds:datastoreItem xmlns:ds="http://schemas.openxmlformats.org/officeDocument/2006/customXml" ds:itemID="{2A7697BA-2052-45CE-8786-318126436D90}">
+<ds:datastoreItem xmlns:ds="http://schemas.openxmlformats.org/officeDocument/2006/customXml" ds:itemID="{0CADD2FD-4B5A-45BB-B8C1-6C5AD2B611BB}">
   <ds:schemaRefs>
     <ds:schemaRef ds:uri="http://schemas.openxmlformats.org/officeDocument/2006/bibliography"/>
   </ds:schemaRefs>

--- a/yang-diujikan/bahasa indonesia - pembahasan.docx
+++ b/yang-diujikan/bahasa indonesia - pembahasan.docx
@@ -3036,6 +3036,32 @@
     </w:p>
     <w:p>
       <w:pPr>
+        <w:tabs>
+          <w:tab w:val="left" w:pos="5103"/>
+          <w:tab w:val="left" w:pos="5387"/>
+        </w:tabs>
+        <w:spacing w:after="0" w:line="240" w:lineRule="auto"/>
+        <w:jc w:val="both"/>
+        <w:rPr>
+          <w:rFonts w:asciiTheme="majorBidi" w:hAnsiTheme="majorBidi"/>
+          <w:sz w:val="24"/>
+          <w:szCs w:val="24"/>
+        </w:rPr>
+      </w:pPr>
+      <w:bookmarkStart w:id="0" w:name="_GoBack"/>
+      <w:bookmarkEnd w:id="0"/>
+      <w:r>
+        <w:rPr>
+          <w:rFonts w:asciiTheme="majorBidi" w:hAnsiTheme="majorBidi"/>
+          <w:sz w:val="24"/>
+          <w:szCs w:val="24"/>
+          <w:highlight w:val="cyan"/>
+        </w:rPr>
+        <w:t>Maestro adalah orang yang memang menggeluti bidang tertentu, dengan melalui jam terbang yang banyak sehingga membuat dia menjadi ahli dan keahliannya itu memang sudah terbukti dan diakui oleh banyak orang</w:t>
+      </w:r>
+    </w:p>
+    <w:p>
+      <w:pPr>
         <w:pStyle w:val="BodyText"/>
         <w:spacing w:after="0"/>
         <w:rPr>
@@ -3330,6 +3356,7 @@
           <w:szCs w:val="24"/>
           <w:lang w:val="id-ID"/>
         </w:rPr>
+        <w:lastRenderedPageBreak/>
         <w:t>kandungan jeruk</w:t>
       </w:r>
       <w:r>
@@ -3442,7 +3469,6 @@
           <w:szCs w:val="24"/>
           <w:lang w:val="id-ID"/>
         </w:rPr>
-        <w:lastRenderedPageBreak/>
         <w:t xml:space="preserve">3. </w:t>
       </w:r>
       <w:r>
@@ -4973,6 +4999,7 @@
           <w:sz w:val="24"/>
           <w:szCs w:val="24"/>
         </w:rPr>
+        <w:lastRenderedPageBreak/>
         <w:t>D.</w:t>
       </w:r>
       <w:r>
@@ -5051,7 +5078,6 @@
           <w:sz w:val="24"/>
           <w:szCs w:val="24"/>
         </w:rPr>
-        <w:lastRenderedPageBreak/>
         <w:t xml:space="preserve">7. </w:t>
       </w:r>
       <w:r>
@@ -7470,6 +7496,7 @@
           <w:sz w:val="24"/>
           <w:szCs w:val="24"/>
         </w:rPr>
+        <w:lastRenderedPageBreak/>
         <w:t>B.</w:t>
       </w:r>
       <w:r>
@@ -7544,7 +7571,6 @@
           <w:sz w:val="24"/>
           <w:szCs w:val="24"/>
         </w:rPr>
-        <w:lastRenderedPageBreak/>
         <w:t>D.</w:t>
       </w:r>
       <w:r>
@@ -9474,6 +9500,7 @@
                 <w:rFonts w:asciiTheme="majorBidi" w:hAnsiTheme="majorBidi" w:cs="Times New Roman"/>
                 <w:shd w:val="clear" w:color="auto" w:fill="FFFFFF"/>
               </w:rPr>
+              <w:lastRenderedPageBreak/>
               <w:t>(1)</w:t>
             </w:r>
           </w:p>
@@ -9735,7 +9762,6 @@
           <w:sz w:val="24"/>
           <w:szCs w:val="24"/>
         </w:rPr>
-        <w:lastRenderedPageBreak/>
         <w:t>Kata bergaris bawah yang bersinonim terdapat pada kalimat bernomor ....</w:t>
       </w:r>
     </w:p>
@@ -11418,6 +11444,7 @@
                 <w:rFonts w:ascii="Times New Roman" w:hAnsi="Times New Roman"/>
                 <w:color w:val="000000"/>
               </w:rPr>
+              <w:lastRenderedPageBreak/>
               <w:t>“Banjir bandang itu datang tiba-tiba menerjang wilayah Garut dan sekitarnya,” kata Dedi Erawan, salah seorang warga.</w:t>
             </w:r>
           </w:p>
@@ -11474,7 +11501,6 @@
           <w:sz w:val="24"/>
           <w:szCs w:val="24"/>
         </w:rPr>
-        <w:lastRenderedPageBreak/>
         <w:t>“Banjir bandang menerjang wilayah Garut dan sekitarnya,” kata Dedi Erawan, salah seorang warga yang datang tiba-tiba.</w:t>
       </w:r>
     </w:p>
@@ -12667,7 +12693,7 @@
           <w:szCs w:val="24"/>
         </w:rPr>
       </w:pPr>
-      <w:bookmarkStart w:id="0" w:name="_Hlk2430729"/>
+      <w:bookmarkStart w:id="1" w:name="_Hlk2430729"/>
       <w:r>
         <w:rPr>
           <w:rFonts w:asciiTheme="majorBidi" w:hAnsiTheme="majorBidi" w:cs="Times New Roman"/>
@@ -13070,7 +13096,7 @@
         </w:rPr>
         <w:t xml:space="preserve"> itu, entah sampai kapan.</w:t>
       </w:r>
-      <w:bookmarkEnd w:id="0"/>
+      <w:bookmarkEnd w:id="1"/>
     </w:p>
     <w:p>
       <w:pPr>
@@ -13160,6 +13186,7 @@
                 <w:rFonts w:ascii="Times New Roman" w:hAnsi="Times New Roman"/>
                 <w:color w:val="000000"/>
               </w:rPr>
+              <w:lastRenderedPageBreak/>
               <w:t xml:space="preserve">Seorang siswa diminta membuat teks dengan judul </w:t>
             </w:r>
             <w:r>
@@ -13277,7 +13304,6 @@
           <w:szCs w:val="24"/>
           <w:lang w:val="id-ID"/>
         </w:rPr>
-        <w:lastRenderedPageBreak/>
         <w:t xml:space="preserve">1) </w:t>
       </w:r>
       <w:r>
@@ -15124,6 +15150,7 @@
           <w:sz w:val="24"/>
           <w:szCs w:val="24"/>
         </w:rPr>
+        <w:lastRenderedPageBreak/>
         <w:t xml:space="preserve">(2) Jangan lupa beli </w:t>
       </w:r>
       <w:r>
@@ -15318,7 +15345,6 @@
                 <w:spacing w:val="-3"/>
                 <w:shd w:val="clear" w:color="auto" w:fill="FFFFFF"/>
               </w:rPr>
-              <w:lastRenderedPageBreak/>
               <w:t>Kelurahan Bibi Ani terletak di sebuah lereng gunung yang sangat subur. Jarak tempat tinggal Bibi Ani dengan</w:t>
             </w:r>
             <w:r>
@@ -16736,6 +16762,7 @@
           <w:sz w:val="24"/>
           <w:szCs w:val="24"/>
         </w:rPr>
+        <w:lastRenderedPageBreak/>
         <w:t>D.</w:t>
       </w:r>
       <w:r>
@@ -16833,18 +16860,7 @@
                 <w:szCs w:val="23"/>
                 <w:shd w:val="clear" w:color="auto" w:fill="FFFFFF"/>
               </w:rPr>
-              <w:t xml:space="preserve">Motorku melaju dengan cepat, suara ayah dan bundaku masih saja terdengar di telingaku. Aku </w:t>
-            </w:r>
-            <w:r>
-              <w:rPr>
-                <w:rFonts w:asciiTheme="majorBidi" w:hAnsiTheme="majorBidi" w:cs="Times New Roman"/>
-                <w:color w:val="000000"/>
-                <w:sz w:val="23"/>
-                <w:szCs w:val="23"/>
-                <w:shd w:val="clear" w:color="auto" w:fill="FFFFFF"/>
-              </w:rPr>
-              <w:lastRenderedPageBreak/>
-              <w:t>menambah kecepatan motorku. Aku melewati tikungan yang jalannya licin, sehingga aku tergelincir. Motorku masih di atas, tetapi badanku jatuh ke bawah, seperti masuk jurang. Tidak begitu dalam, tetapi sulit untukku naik ke atas karena jurang itu berbentuk sudut 90 derajat. Aku sungguh takut. Aku menangis. Di sini sangat gelap, gelap sekali. </w:t>
+              <w:t>Motorku melaju dengan cepat, suara ayah dan bundaku masih saja terdengar di telingaku. Aku menambah kecepatan motorku. Aku melewati tikungan yang jalannya licin, sehingga aku tergelincir. Motorku masih di atas, tetapi badanku jatuh ke bawah, seperti masuk jurang. Tidak begitu dalam, tetapi sulit untukku naik ke atas karena jurang itu berbentuk sudut 90 derajat. Aku sungguh takut. Aku menangis. Di sini sangat gelap, gelap sekali. </w:t>
             </w:r>
           </w:p>
         </w:tc>
@@ -16870,7 +16886,6 @@
           <w:sz w:val="24"/>
           <w:szCs w:val="24"/>
         </w:rPr>
-        <w:lastRenderedPageBreak/>
         <w:tab/>
       </w:r>
       <w:r>
@@ -18289,8 +18304,6 @@
         </w:rPr>
         <w:t>Cermati teks berikut!</w:t>
       </w:r>
-      <w:bookmarkStart w:id="1" w:name="_GoBack"/>
-      <w:bookmarkEnd w:id="1"/>
     </w:p>
     <w:tbl>
       <w:tblPr>
@@ -18328,6 +18341,7 @@
                 <w:szCs w:val="23"/>
                 <w:lang w:eastAsia="en-US"/>
               </w:rPr>
+              <w:lastRenderedPageBreak/>
               <w:t xml:space="preserve">Minum air garam yang sudah ditakar bermanfaat bagi kesehatan tubuh. Dengan mengonsumsi air garam, proses </w:t>
             </w:r>
             <w:r>
@@ -18377,17 +18391,7 @@
                 <w:szCs w:val="23"/>
                 <w:lang w:eastAsia="en-US"/>
               </w:rPr>
-              <w:t xml:space="preserve">sekresi usus sehingga dapat membantu melancarkan pencernaan. Air garam yang </w:t>
-            </w:r>
-            <w:r>
-              <w:rPr>
-                <w:rFonts w:cs="Times New Roman"/>
-                <w:sz w:val="23"/>
-                <w:szCs w:val="23"/>
-                <w:lang w:eastAsia="en-US"/>
-              </w:rPr>
-              <w:lastRenderedPageBreak/>
-              <w:t xml:space="preserve">diperlukan tubuh manusia setiap hari paling tidak sebanyak 8 gram. Minum air garam yang cukup dapat memperlancar peredaran darah sehingga dapat terhindar dari penyakit </w:t>
+              <w:t xml:space="preserve">sekresi usus sehingga dapat membantu melancarkan pencernaan. Air garam yang diperlukan tubuh manusia setiap hari paling tidak sebanyak 8 gram. Minum air garam yang cukup dapat memperlancar peredaran darah sehingga dapat terhindar dari penyakit </w:t>
             </w:r>
             <w:r>
               <w:rPr>
@@ -18431,7 +18435,6 @@
           <w:szCs w:val="24"/>
           <w:lang w:eastAsia="en-US"/>
         </w:rPr>
-        <w:lastRenderedPageBreak/>
         <w:tab/>
         <w:t>Perbaikan yang tepat terhadap kata bercetak miring pada teks tersebut adalah ....</w:t>
       </w:r>
@@ -19886,7 +19889,6 @@
           <w:szCs w:val="24"/>
           <w:lang w:val="id-ID"/>
         </w:rPr>
-        <w:lastRenderedPageBreak/>
         <w:t xml:space="preserve">45. </w:t>
       </w:r>
       <w:r>
@@ -20440,17 +20442,7 @@
         <w:sz w:val="24"/>
         <w:szCs w:val="24"/>
       </w:rPr>
-      <w:t>1</w:t>
-    </w:r>
-    <w:r>
-      <w:rPr>
-        <w:rFonts w:ascii="Arial" w:hAnsi="Arial" w:cs="Arial"/>
-        <w:b/>
-        <w:noProof/>
-        <w:sz w:val="24"/>
-        <w:szCs w:val="24"/>
-      </w:rPr>
-      <w:t>1</w:t>
+      <w:t>11</w:t>
     </w:r>
     <w:r>
       <w:rPr>
@@ -25414,6 +25406,7 @@
     <w:lsdException w:name="HTML Sample" w:semiHidden="1" w:unhideWhenUsed="1"/>
     <w:lsdException w:name="HTML Typewriter" w:semiHidden="1" w:uiPriority="0" w:unhideWhenUsed="1"/>
     <w:lsdException w:name="HTML Variable" w:semiHidden="1" w:unhideWhenUsed="1"/>
+    <w:lsdException w:name="Normal Table" w:semiHidden="1" w:unhideWhenUsed="1"/>
     <w:lsdException w:name="annotation subject" w:semiHidden="1" w:unhideWhenUsed="1"/>
     <w:lsdException w:name="No List" w:semiHidden="1" w:unhideWhenUsed="1"/>
     <w:lsdException w:name="Outline List 1" w:semiHidden="1" w:unhideWhenUsed="1"/>
@@ -25456,8 +25449,11 @@
     <w:lsdException w:name="Table Contemporary" w:semiHidden="1" w:unhideWhenUsed="1"/>
     <w:lsdException w:name="Table Elegant" w:semiHidden="1" w:unhideWhenUsed="1"/>
     <w:lsdException w:name="Table Professional" w:semiHidden="1" w:unhideWhenUsed="1"/>
+    <w:lsdException w:name="Table Subtle 1" w:semiHidden="1" w:unhideWhenUsed="1"/>
     <w:lsdException w:name="Table Subtle 2" w:semiHidden="1" w:unhideWhenUsed="1"/>
     <w:lsdException w:name="Table Web 1" w:semiHidden="1" w:unhideWhenUsed="1"/>
+    <w:lsdException w:name="Table Web 2" w:semiHidden="1" w:unhideWhenUsed="1"/>
+    <w:lsdException w:name="Table Web 3" w:semiHidden="1" w:unhideWhenUsed="1"/>
     <w:lsdException w:name="Balloon Text" w:semiHidden="1" w:unhideWhenUsed="1"/>
     <w:lsdException w:name="Table Grid" w:uiPriority="59"/>
     <w:lsdException w:name="Table Theme" w:semiHidden="1" w:unhideWhenUsed="1"/>
@@ -26629,7 +26625,7 @@
 </file>
 
 <file path=customXml/itemProps1.xml><?xml version="1.0" encoding="utf-8"?>
-<ds:datastoreItem xmlns:ds="http://schemas.openxmlformats.org/officeDocument/2006/customXml" ds:itemID="{0CADD2FD-4B5A-45BB-B8C1-6C5AD2B611BB}">
+<ds:datastoreItem xmlns:ds="http://schemas.openxmlformats.org/officeDocument/2006/customXml" ds:itemID="{BFE4BD09-CCC9-4973-A093-0BC787FCB0E3}">
   <ds:schemaRefs>
     <ds:schemaRef ds:uri="http://schemas.openxmlformats.org/officeDocument/2006/bibliography"/>
   </ds:schemaRefs>

--- a/yang-diujikan/bahasa indonesia - pembahasan.docx
+++ b/yang-diujikan/bahasa indonesia - pembahasan.docx
@@ -3048,8 +3048,6 @@
           <w:szCs w:val="24"/>
         </w:rPr>
       </w:pPr>
-      <w:bookmarkStart w:id="0" w:name="_GoBack"/>
-      <w:bookmarkEnd w:id="0"/>
       <w:r>
         <w:rPr>
           <w:rFonts w:asciiTheme="majorBidi" w:hAnsiTheme="majorBidi"/>
@@ -3439,8 +3437,19 @@
           <w:rFonts w:asciiTheme="majorBidi" w:hAnsiTheme="majorBidi"/>
           <w:sz w:val="24"/>
           <w:szCs w:val="24"/>
-        </w:rPr>
-      </w:pPr>
+          <w:lang w:val="en-US"/>
+        </w:rPr>
+      </w:pPr>
+      <w:r>
+        <w:rPr>
+          <w:rFonts w:asciiTheme="majorBidi" w:hAnsiTheme="majorBidi"/>
+          <w:sz w:val="24"/>
+          <w:szCs w:val="24"/>
+          <w:highlight w:val="cyan"/>
+          <w:lang w:val="en-US"/>
+        </w:rPr>
+        <w:t>Ide pokok suatu paragraf bisa ditemukan di kalimat pertama atau di kalimat terakhir</w:t>
+      </w:r>
     </w:p>
     <w:p>
       <w:pPr>
@@ -3716,6 +3725,35 @@
           <w:lang w:val="id-ID"/>
         </w:rPr>
         <w:t>Jeruk nipis lebih berkhasiat dibandingkan jeruk lainnya</w:t>
+      </w:r>
+    </w:p>
+    <w:p>
+      <w:pPr>
+        <w:widowControl w:val="0"/>
+        <w:tabs>
+          <w:tab w:val="left" w:pos="567"/>
+          <w:tab w:val="left" w:pos="5103"/>
+          <w:tab w:val="left" w:pos="5387"/>
+        </w:tabs>
+        <w:autoSpaceDE w:val="0"/>
+        <w:autoSpaceDN w:val="0"/>
+        <w:spacing w:after="0" w:line="238" w:lineRule="auto"/>
+        <w:rPr>
+          <w:rFonts w:asciiTheme="majorBidi" w:hAnsiTheme="majorBidi"/>
+          <w:sz w:val="24"/>
+          <w:szCs w:val="24"/>
+          <w:lang w:val="en-US"/>
+        </w:rPr>
+      </w:pPr>
+      <w:r>
+        <w:rPr>
+          <w:rFonts w:asciiTheme="majorBidi" w:hAnsiTheme="majorBidi"/>
+          <w:sz w:val="24"/>
+          <w:szCs w:val="24"/>
+          <w:highlight w:val="cyan"/>
+          <w:lang w:val="en-US"/>
+        </w:rPr>
+        <w:t>Isi tersirat di sini dapat ditemukan jika membaca naskah secara utuh dan memahami isinya</w:t>
       </w:r>
     </w:p>
     <w:p>
@@ -4188,6 +4226,33 @@
     </w:p>
     <w:p>
       <w:pPr>
+        <w:tabs>
+          <w:tab w:val="left" w:pos="5103"/>
+          <w:tab w:val="left" w:pos="5387"/>
+        </w:tabs>
+        <w:spacing w:after="0" w:line="238" w:lineRule="auto"/>
+        <w:ind w:left="993" w:hanging="283"/>
+        <w:jc w:val="both"/>
+        <w:rPr>
+          <w:rFonts w:asciiTheme="majorBidi" w:hAnsiTheme="majorBidi" w:cs="Times New Roman"/>
+          <w:sz w:val="24"/>
+          <w:szCs w:val="24"/>
+          <w:lang w:val="en-US"/>
+        </w:rPr>
+      </w:pPr>
+      <w:r>
+        <w:rPr>
+          <w:rFonts w:asciiTheme="majorBidi" w:hAnsiTheme="majorBidi" w:cs="Times New Roman"/>
+          <w:sz w:val="24"/>
+          <w:szCs w:val="24"/>
+          <w:highlight w:val="cyan"/>
+          <w:lang w:val="en-US"/>
+        </w:rPr>
+        <w:t>Simpulan di sini ditemukan jika membaca teks secara utuh</w:t>
+      </w:r>
+    </w:p>
+    <w:p>
+      <w:pPr>
         <w:spacing w:before="120" w:after="120" w:line="238" w:lineRule="auto"/>
         <w:ind w:left="425" w:hanging="425"/>
         <w:jc w:val="both"/>
@@ -4525,6 +4590,31 @@
         </w:rPr>
         <w:tab/>
         <w:t>seorang atasan harus mengabulkan semua permintaan bawahannya</w:t>
+      </w:r>
+    </w:p>
+    <w:p>
+      <w:pPr>
+        <w:spacing w:after="0" w:line="238" w:lineRule="auto"/>
+        <w:ind w:left="993" w:hanging="283"/>
+        <w:jc w:val="both"/>
+        <w:rPr>
+          <w:rFonts w:asciiTheme="majorBidi" w:hAnsiTheme="majorBidi" w:cs="Times New Roman"/>
+          <w:sz w:val="24"/>
+          <w:szCs w:val="24"/>
+          <w:shd w:val="clear" w:color="auto" w:fill="FFFFFF"/>
+          <w:lang w:val="en-US"/>
+        </w:rPr>
+      </w:pPr>
+      <w:r>
+        <w:rPr>
+          <w:rFonts w:asciiTheme="majorBidi" w:hAnsiTheme="majorBidi" w:cs="Times New Roman"/>
+          <w:sz w:val="24"/>
+          <w:szCs w:val="24"/>
+          <w:highlight w:val="cyan"/>
+          <w:shd w:val="clear" w:color="auto" w:fill="FFFFFF"/>
+          <w:lang w:val="en-US"/>
+        </w:rPr>
+        <w:t>Tujuan penulis dapat diterka jika membaca naskah secara utuh</w:t>
       </w:r>
     </w:p>
     <w:p>
@@ -4877,6 +4967,7 @@
           <w:sz w:val="24"/>
           <w:szCs w:val="24"/>
         </w:rPr>
+        <w:lastRenderedPageBreak/>
         <w:t>A.</w:t>
       </w:r>
       <w:r>
@@ -4999,7 +5090,6 @@
           <w:sz w:val="24"/>
           <w:szCs w:val="24"/>
         </w:rPr>
-        <w:lastRenderedPageBreak/>
         <w:t>D.</w:t>
       </w:r>
       <w:r>
@@ -5055,8 +5145,19 @@
           <w:rFonts w:asciiTheme="majorBidi" w:hAnsiTheme="majorBidi" w:cs="Times New Roman"/>
           <w:sz w:val="24"/>
           <w:szCs w:val="24"/>
-        </w:rPr>
-      </w:pPr>
+          <w:lang w:val="en-US"/>
+        </w:rPr>
+      </w:pPr>
+      <w:r>
+        <w:rPr>
+          <w:rFonts w:asciiTheme="majorBidi" w:hAnsiTheme="majorBidi" w:cs="Times New Roman"/>
+          <w:sz w:val="24"/>
+          <w:szCs w:val="24"/>
+          <w:highlight w:val="cyan"/>
+          <w:lang w:val="en-US"/>
+        </w:rPr>
+        <w:t>Sepertinya tidak perlu penjelasan. Ditemukan setelah membaca naskah secara utuh</w:t>
+      </w:r>
     </w:p>
     <w:p>
       <w:pPr>
@@ -5365,6 +5466,40 @@
         </w:rPr>
         <w:tab/>
         <w:t>D. Monyet membagi hasil panen pisang.</w:t>
+      </w:r>
+    </w:p>
+    <w:p>
+      <w:pPr>
+        <w:tabs>
+          <w:tab w:val="left" w:pos="2977"/>
+          <w:tab w:val="left" w:pos="3261"/>
+          <w:tab w:val="left" w:pos="5103"/>
+          <w:tab w:val="left" w:pos="5387"/>
+          <w:tab w:val="left" w:pos="7088"/>
+          <w:tab w:val="left" w:pos="7371"/>
+        </w:tabs>
+        <w:autoSpaceDE w:val="0"/>
+        <w:autoSpaceDN w:val="0"/>
+        <w:adjustRightInd w:val="0"/>
+        <w:spacing w:after="0" w:line="240" w:lineRule="auto"/>
+        <w:ind w:left="993" w:hanging="284"/>
+        <w:jc w:val="both"/>
+        <w:rPr>
+          <w:rFonts w:asciiTheme="majorBidi" w:hAnsiTheme="majorBidi" w:cs="Times New Roman"/>
+          <w:sz w:val="24"/>
+          <w:szCs w:val="24"/>
+          <w:lang w:val="en-US"/>
+        </w:rPr>
+      </w:pPr>
+      <w:r>
+        <w:rPr>
+          <w:rFonts w:asciiTheme="majorBidi" w:hAnsiTheme="majorBidi" w:cs="Times New Roman"/>
+          <w:sz w:val="24"/>
+          <w:szCs w:val="24"/>
+          <w:highlight w:val="cyan"/>
+          <w:lang w:val="en-US"/>
+        </w:rPr>
+        <w:t>Suatu konflik dapat terjadi antara dua tokoh yang memiliki kepentingan yang berbeda dan bertemu dalam suatu momen</w:t>
       </w:r>
     </w:p>
     <w:p>
@@ -5785,6 +5920,39 @@
     </w:p>
     <w:p>
       <w:pPr>
+        <w:pStyle w:val="ListParagraph"/>
+        <w:tabs>
+          <w:tab w:val="left" w:pos="2977"/>
+          <w:tab w:val="left" w:pos="3261"/>
+          <w:tab w:val="left" w:pos="5103"/>
+          <w:tab w:val="left" w:pos="5387"/>
+          <w:tab w:val="left" w:pos="7088"/>
+          <w:tab w:val="left" w:pos="7371"/>
+        </w:tabs>
+        <w:spacing w:after="0" w:line="240" w:lineRule="auto"/>
+        <w:ind w:left="993" w:hanging="284"/>
+        <w:contextualSpacing w:val="0"/>
+        <w:jc w:val="both"/>
+        <w:rPr>
+          <w:rFonts w:asciiTheme="majorBidi" w:hAnsiTheme="majorBidi"/>
+          <w:bCs/>
+          <w:sz w:val="24"/>
+          <w:szCs w:val="24"/>
+        </w:rPr>
+      </w:pPr>
+      <w:r>
+        <w:rPr>
+          <w:rFonts w:asciiTheme="majorBidi" w:hAnsiTheme="majorBidi"/>
+          <w:bCs/>
+          <w:sz w:val="24"/>
+          <w:szCs w:val="24"/>
+          <w:highlight w:val="cyan"/>
+        </w:rPr>
+        <w:t>Ini dicoba-coba aja di masing-masing opsi</w:t>
+      </w:r>
+    </w:p>
+    <w:p>
+      <w:pPr>
         <w:tabs>
           <w:tab w:val="left" w:pos="426"/>
         </w:tabs>
@@ -6161,6 +6329,47 @@
     </w:p>
     <w:p>
       <w:pPr>
+        <w:tabs>
+          <w:tab w:val="left" w:pos="2552"/>
+          <w:tab w:val="left" w:pos="2835"/>
+          <w:tab w:val="left" w:pos="2977"/>
+          <w:tab w:val="left" w:pos="3261"/>
+          <w:tab w:val="left" w:pos="4962"/>
+          <w:tab w:val="left" w:pos="5103"/>
+          <w:tab w:val="left" w:pos="5245"/>
+          <w:tab w:val="left" w:pos="5387"/>
+          <w:tab w:val="left" w:pos="7088"/>
+          <w:tab w:val="left" w:pos="7230"/>
+          <w:tab w:val="left" w:pos="7371"/>
+          <w:tab w:val="left" w:pos="7513"/>
+        </w:tabs>
+        <w:spacing w:after="0" w:line="240" w:lineRule="auto"/>
+        <w:ind w:left="993" w:hanging="284"/>
+        <w:jc w:val="both"/>
+        <w:rPr>
+          <w:rFonts w:asciiTheme="majorBidi" w:hAnsiTheme="majorBidi" w:cs="Times New Roman"/>
+          <w:bCs/>
+          <w:sz w:val="24"/>
+          <w:szCs w:val="24"/>
+          <w:lang w:val="en-US"/>
+        </w:rPr>
+      </w:pPr>
+      <w:bookmarkStart w:id="0" w:name="_GoBack"/>
+      <w:bookmarkEnd w:id="0"/>
+      <w:r>
+        <w:rPr>
+          <w:rFonts w:asciiTheme="majorBidi" w:hAnsiTheme="majorBidi" w:cs="Times New Roman"/>
+          <w:bCs/>
+          <w:sz w:val="24"/>
+          <w:szCs w:val="24"/>
+          <w:highlight w:val="cyan"/>
+          <w:lang w:val="en-US"/>
+        </w:rPr>
+        <w:t>Karakterisasi tokoh pada penggalan percakapan tersebut ditampilkan secara tersirat dengan cara menggambarkan sikapnya yang minta ditemani tidur (prinsip show don’t tell)</w:t>
+      </w:r>
+    </w:p>
+    <w:p>
+      <w:pPr>
         <w:spacing w:before="120" w:after="80" w:line="240" w:lineRule="auto"/>
         <w:ind w:left="426" w:hanging="426"/>
         <w:jc w:val="both"/>
@@ -7202,6 +7411,7 @@
               <w:rPr>
                 <w:rFonts w:asciiTheme="majorBidi" w:hAnsiTheme="majorBidi" w:cs="Times New Roman"/>
               </w:rPr>
+              <w:lastRenderedPageBreak/>
               <w:t>Bandi</w:t>
             </w:r>
           </w:p>
@@ -7496,7 +7706,6 @@
           <w:sz w:val="24"/>
           <w:szCs w:val="24"/>
         </w:rPr>
-        <w:lastRenderedPageBreak/>
         <w:t>B.</w:t>
       </w:r>
       <w:r>
@@ -9148,6 +9357,7 @@
                 <w:szCs w:val="24"/>
                 <w:shd w:val="clear" w:color="auto" w:fill="FFFFFF"/>
               </w:rPr>
+              <w:lastRenderedPageBreak/>
               <w:t>Erick Thohir dipercaya sebagai Presiden F.C. </w:t>
             </w:r>
             <w:hyperlink r:id="rId14" w:tooltip="F.C. Internazionale Milano" w:history="1">
@@ -9500,7 +9710,6 @@
                 <w:rFonts w:asciiTheme="majorBidi" w:hAnsiTheme="majorBidi" w:cs="Times New Roman"/>
                 <w:shd w:val="clear" w:color="auto" w:fill="FFFFFF"/>
               </w:rPr>
-              <w:lastRenderedPageBreak/>
               <w:t>(1)</w:t>
             </w:r>
           </w:p>
@@ -11222,6 +11431,7 @@
                 <w:color w:val="000000"/>
                 <w:spacing w:val="-3"/>
               </w:rPr>
+              <w:lastRenderedPageBreak/>
               <w:t>OSIS SMP Wiralodra</w:t>
             </w:r>
             <w:r>
@@ -11444,7 +11654,6 @@
                 <w:rFonts w:ascii="Times New Roman" w:hAnsi="Times New Roman"/>
                 <w:color w:val="000000"/>
               </w:rPr>
-              <w:lastRenderedPageBreak/>
               <w:t>“Banjir bandang itu datang tiba-tiba menerjang wilayah Garut dan sekitarnya,” kata Dedi Erawan, salah seorang warga.</w:t>
             </w:r>
           </w:p>
@@ -12844,6 +13053,7 @@
           <w:szCs w:val="24"/>
           <w:shd w:val="clear" w:color="auto" w:fill="FFFFFF"/>
         </w:rPr>
+        <w:lastRenderedPageBreak/>
         <w:t>B.</w:t>
       </w:r>
       <w:r>
@@ -13186,7 +13396,6 @@
                 <w:rFonts w:ascii="Times New Roman" w:hAnsi="Times New Roman"/>
                 <w:color w:val="000000"/>
               </w:rPr>
-              <w:lastRenderedPageBreak/>
               <w:t xml:space="preserve">Seorang siswa diminta membuat teks dengan judul </w:t>
             </w:r>
             <w:r>
@@ -14703,6 +14912,7 @@
           <w:sz w:val="24"/>
           <w:szCs w:val="24"/>
         </w:rPr>
+        <w:lastRenderedPageBreak/>
         <w:tab/>
       </w:r>
       <w:r>
@@ -15150,7 +15360,6 @@
           <w:sz w:val="24"/>
           <w:szCs w:val="24"/>
         </w:rPr>
-        <w:lastRenderedPageBreak/>
         <w:t xml:space="preserve">(2) Jangan lupa beli </w:t>
       </w:r>
       <w:r>
@@ -16571,6 +16780,7 @@
                 <w:sz w:val="23"/>
                 <w:szCs w:val="23"/>
               </w:rPr>
+              <w:lastRenderedPageBreak/>
               <w:t xml:space="preserve">Karimunjawa di Jepara berada di sebelah utara Pulau Jawa. Lokasi wisata bahari yang satu ini sejak dulu sudah menjadi salah satu alternatif liburan yang sangat diinginkan oleh banyak orang. Fasilitas di sana sangat lengkap. Bahkan, banyak juga </w:t>
             </w:r>
             <w:r>
@@ -16762,7 +16972,6 @@
           <w:sz w:val="24"/>
           <w:szCs w:val="24"/>
         </w:rPr>
-        <w:lastRenderedPageBreak/>
         <w:t>D.</w:t>
       </w:r>
       <w:r>
@@ -17928,6 +18137,7 @@
           <w:sz w:val="24"/>
           <w:szCs w:val="24"/>
         </w:rPr>
+        <w:lastRenderedPageBreak/>
         <w:t xml:space="preserve">39. </w:t>
       </w:r>
       <w:r>
@@ -18341,7 +18551,6 @@
                 <w:szCs w:val="23"/>
                 <w:lang w:eastAsia="en-US"/>
               </w:rPr>
-              <w:lastRenderedPageBreak/>
               <w:t xml:space="preserve">Minum air garam yang sudah ditakar bermanfaat bagi kesehatan tubuh. Dengan mengonsumsi air garam, proses </w:t>
             </w:r>
             <w:r>
@@ -19478,7 +19687,15 @@
                 <w:rFonts w:asciiTheme="majorBidi" w:hAnsiTheme="majorBidi" w:cs="Times New Roman"/>
                 <w:color w:val="000000"/>
               </w:rPr>
-              <w:t xml:space="preserve"> terharu, apalagi orang tua Neng yang </w:t>
+              <w:t xml:space="preserve"> terharu, apalagi orang tua Neng </w:t>
+            </w:r>
+            <w:r>
+              <w:rPr>
+                <w:rFonts w:asciiTheme="majorBidi" w:hAnsiTheme="majorBidi" w:cs="Times New Roman"/>
+                <w:color w:val="000000"/>
+              </w:rPr>
+              <w:lastRenderedPageBreak/>
+              <w:t xml:space="preserve">yang </w:t>
             </w:r>
             <w:r>
               <w:rPr>
@@ -19704,6 +19921,7 @@
           <w:sz w:val="24"/>
           <w:szCs w:val="24"/>
         </w:rPr>
+        <w:lastRenderedPageBreak/>
         <w:tab/>
       </w:r>
       <w:r>
@@ -26625,7 +26843,7 @@
 </file>
 
 <file path=customXml/itemProps1.xml><?xml version="1.0" encoding="utf-8"?>
-<ds:datastoreItem xmlns:ds="http://schemas.openxmlformats.org/officeDocument/2006/customXml" ds:itemID="{BFE4BD09-CCC9-4973-A093-0BC787FCB0E3}">
+<ds:datastoreItem xmlns:ds="http://schemas.openxmlformats.org/officeDocument/2006/customXml" ds:itemID="{54E61179-97CB-4222-A35D-B6D631AA37C6}">
   <ds:schemaRefs>
     <ds:schemaRef ds:uri="http://schemas.openxmlformats.org/officeDocument/2006/bibliography"/>
   </ds:schemaRefs>
